--- a/docassemble/ImmigrationWorkAuthorization/data/templates/TPS_legal_screener_AID_edited.docx
+++ b/docassemble/ImmigrationWorkAuthorization/data/templates/TPS_legal_screener_AID_edited.docx
@@ -1,6 +1,6 @@
 
 <file path=word/document.xml><?xml version="1.0" encoding="utf-8"?>
-<w:document xmlns:wpc="http://schemas.microsoft.com/office/word/2010/wordprocessingCanvas" xmlns:cx="http://schemas.microsoft.com/office/drawing/2014/chartex" xmlns:cx1="http://schemas.microsoft.com/office/drawing/2015/9/8/chartex" xmlns:cx2="http://schemas.microsoft.com/office/drawing/2015/10/21/chartex" xmlns:cx3="http://schemas.microsoft.com/office/drawing/2016/5/9/chartex" xmlns:cx4="http://schemas.microsoft.com/office/drawing/2016/5/10/chartex" xmlns:cx5="http://schemas.microsoft.com/office/drawing/2016/5/11/chartex" xmlns:cx6="http://schemas.microsoft.com/office/drawing/2016/5/12/chartex" xmlns:cx7="http://schemas.microsoft.com/office/drawing/2016/5/13/chartex" xmlns:cx8="http://schemas.microsoft.com/office/drawing/2016/5/14/chartex" xmlns:mc="http://schemas.openxmlformats.org/markup-compatibility/2006" xmlns:aink="http://schemas.microsoft.com/office/drawing/2016/ink" xmlns:am3d="http://schemas.microsoft.com/office/drawing/2017/model3d" xmlns:o="urn:schemas-microsoft-com:office:office" xmlns:oel="http://schemas.microsoft.com/office/2019/extlst" xmlns:r="http://schemas.openxmlformats.org/officeDocument/2006/relationships" xmlns:m="http://schemas.openxmlformats.org/officeDocument/2006/math" xmlns:v="urn:schemas-microsoft-com:vml" xmlns:wp14="http://schemas.microsoft.com/office/word/2010/wordprocessingDrawing" xmlns:wp="http://schemas.openxmlformats.org/drawingml/2006/wordprocessingDrawing" xmlns:w10="urn:schemas-microsoft-com:office:word" xmlns:w="http://schemas.openxmlformats.org/wordprocessingml/2006/main" xmlns:w14="http://schemas.microsoft.com/office/word/2010/wordml" xmlns:w15="http://schemas.microsoft.com/office/word/2012/wordml" xmlns:w16cex="http://schemas.microsoft.com/office/word/2018/wordml/cex" xmlns:w16cid="http://schemas.microsoft.com/office/word/2016/wordml/cid" xmlns:w16="http://schemas.microsoft.com/office/word/2018/wordml" xmlns:w16sdtdh="http://schemas.microsoft.com/office/word/2020/wordml/sdtdatahash" xmlns:w16se="http://schemas.microsoft.com/office/word/2015/wordml/symex" xmlns:wpg="http://schemas.microsoft.com/office/word/2010/wordprocessingGroup" xmlns:wpi="http://schemas.microsoft.com/office/word/2010/wordprocessingInk" xmlns:wne="http://schemas.microsoft.com/office/word/2006/wordml" xmlns:wps="http://schemas.microsoft.com/office/word/2010/wordprocessingShape" mc:Ignorable="w14 w15 w16se w16cid w16 w16cex w16sdtdh wp14">
+<w:document xmlns:wpc="http://schemas.microsoft.com/office/word/2010/wordprocessingCanvas" xmlns:cx="http://schemas.microsoft.com/office/drawing/2014/chartex" xmlns:cx1="http://schemas.microsoft.com/office/drawing/2015/9/8/chartex" xmlns:cx2="http://schemas.microsoft.com/office/drawing/2015/10/21/chartex" xmlns:cx3="http://schemas.microsoft.com/office/drawing/2016/5/9/chartex" xmlns:cx4="http://schemas.microsoft.com/office/drawing/2016/5/10/chartex" xmlns:cx5="http://schemas.microsoft.com/office/drawing/2016/5/11/chartex" xmlns:cx6="http://schemas.microsoft.com/office/drawing/2016/5/12/chartex" xmlns:cx7="http://schemas.microsoft.com/office/drawing/2016/5/13/chartex" xmlns:cx8="http://schemas.microsoft.com/office/drawing/2016/5/14/chartex" xmlns:mc="http://schemas.openxmlformats.org/markup-compatibility/2006" xmlns:aink="http://schemas.microsoft.com/office/drawing/2016/ink" xmlns:am3d="http://schemas.microsoft.com/office/drawing/2017/model3d" xmlns:o="urn:schemas-microsoft-com:office:office" xmlns:oel="http://schemas.microsoft.com/office/2019/extlst" xmlns:r="http://schemas.openxmlformats.org/officeDocument/2006/relationships" xmlns:m="http://schemas.openxmlformats.org/officeDocument/2006/math" xmlns:v="urn:schemas-microsoft-com:vml" xmlns:wp14="http://schemas.microsoft.com/office/word/2010/wordprocessingDrawing" xmlns:wp="http://schemas.openxmlformats.org/drawingml/2006/wordprocessingDrawing" xmlns:w10="urn:schemas-microsoft-com:office:word" xmlns:w="http://schemas.openxmlformats.org/wordprocessingml/2006/main" xmlns:w14="http://schemas.microsoft.com/office/word/2010/wordml" xmlns:w15="http://schemas.microsoft.com/office/word/2012/wordml" xmlns:w16cex="http://schemas.microsoft.com/office/word/2018/wordml/cex" xmlns:w16cid="http://schemas.microsoft.com/office/word/2016/wordml/cid" xmlns:w16="http://schemas.microsoft.com/office/word/2018/wordml" xmlns:w16du="http://schemas.microsoft.com/office/word/2023/wordml/word16du" xmlns:w16sdtdh="http://schemas.microsoft.com/office/word/2020/wordml/sdtdatahash" xmlns:w16sdtfl="http://schemas.microsoft.com/office/word/2024/wordml/sdtformatlock" xmlns:w16se="http://schemas.microsoft.com/office/word/2015/wordml/symex" xmlns:wpg="http://schemas.microsoft.com/office/word/2010/wordprocessingGroup" xmlns:wpi="http://schemas.microsoft.com/office/word/2010/wordprocessingInk" xmlns:wne="http://schemas.microsoft.com/office/word/2006/wordml" xmlns:wps="http://schemas.microsoft.com/office/word/2010/wordprocessingShape" mc:Ignorable="w14 w15 w16se w16cid w16 w16cex w16sdtdh w16sdtfl w16du wp14">
   <w:body>
     <w:p>
       <w:pPr>
@@ -115,7 +115,7 @@
               </wp:anchor>
             </w:drawing>
           </mc:Choice>
-          <mc:Fallback xmlns:w16du="http://schemas.microsoft.com/office/word/2023/wordml/word16du">
+          <mc:Fallback>
             <w:pict>
               <v:rect w14:anchorId="3BA0CBEC" id="Rectangle 327393054" o:spid="_x0000_s1026" style="position:absolute;margin-left:0;margin-top:18.5pt;width:552pt;height:208.5pt;z-index:251658240;visibility:visible;mso-wrap-style:square;mso-height-percent:0;mso-wrap-distance-left:9pt;mso-wrap-distance-top:0;mso-wrap-distance-right:9pt;mso-wrap-distance-bottom:0;mso-position-horizontal:center;mso-position-horizontal-relative:margin;mso-position-vertical:absolute;mso-position-vertical-relative:text;mso-height-percent:0;mso-height-relative:margin;v-text-anchor:middle" o:gfxdata="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" filled="f" strokecolor="red" strokeweight="1pt">
                 <w10:wrap anchorx="margin"/>
@@ -210,25 +210,7 @@
           <w:b/>
           <w:bCs/>
         </w:rPr>
-        <w:t xml:space="preserve">{{ </w:t>
-      </w:r>
-      <w:proofErr w:type="spellStart"/>
-      <w:r>
-        <w:rPr>
-          <w:rFonts w:eastAsia="Arial" w:cstheme="minorHAnsi"/>
-          <w:b/>
-          <w:bCs/>
-        </w:rPr>
-        <w:t>supervisor_name</w:t>
-      </w:r>
-      <w:proofErr w:type="spellEnd"/>
-      <w:r>
-        <w:rPr>
-          <w:rFonts w:eastAsia="Arial" w:cstheme="minorHAnsi"/>
-          <w:b/>
-          <w:bCs/>
-        </w:rPr>
-        <w:t xml:space="preserve"> }}</w:t>
+        <w:t>{{ supervisor_name }}</w:t>
       </w:r>
     </w:p>
     <w:p>
@@ -272,73 +254,7 @@
           <w:i/>
           <w:iCs/>
         </w:rPr>
-        <w:t xml:space="preserve">{% if </w:t>
-      </w:r>
-      <w:proofErr w:type="spellStart"/>
-      <w:r>
-        <w:rPr>
-          <w:rFonts w:eastAsia="Arial" w:cstheme="minorHAnsi"/>
-          <w:b/>
-          <w:bCs/>
-          <w:i/>
-          <w:iCs/>
-        </w:rPr>
-        <w:t>supervisor_overall_approval_status</w:t>
-      </w:r>
-      <w:proofErr w:type="spellEnd"/>
-      <w:r>
-        <w:rPr>
-          <w:rFonts w:eastAsia="Arial" w:cstheme="minorHAnsi"/>
-          <w:b/>
-          <w:bCs/>
-          <w:i/>
-          <w:iCs/>
-        </w:rPr>
-        <w:t xml:space="preserve"> == "approved" or (</w:t>
-      </w:r>
-      <w:proofErr w:type="spellStart"/>
-      <w:r>
-        <w:rPr>
-          <w:rFonts w:eastAsia="Arial" w:cstheme="minorHAnsi"/>
-          <w:b/>
-          <w:bCs/>
-          <w:i/>
-          <w:iCs/>
-        </w:rPr>
-        <w:t>supervisor_overall_approval_status</w:t>
-      </w:r>
-      <w:proofErr w:type="spellEnd"/>
-      <w:r>
-        <w:rPr>
-          <w:rFonts w:eastAsia="Arial" w:cstheme="minorHAnsi"/>
-          <w:b/>
-          <w:bCs/>
-          <w:i/>
-          <w:iCs/>
-        </w:rPr>
-        <w:t xml:space="preserve"> == "mixed" and users[i] in </w:t>
-      </w:r>
-      <w:proofErr w:type="spellStart"/>
-      <w:r>
-        <w:rPr>
-          <w:rFonts w:eastAsia="Arial" w:cstheme="minorHAnsi"/>
-          <w:b/>
-          <w:bCs/>
-          <w:i/>
-          <w:iCs/>
-        </w:rPr>
-        <w:t>approved_applications</w:t>
-      </w:r>
-      <w:proofErr w:type="spellEnd"/>
-      <w:r>
-        <w:rPr>
-          <w:rFonts w:eastAsia="Arial" w:cstheme="minorHAnsi"/>
-          <w:b/>
-          <w:bCs/>
-          <w:i/>
-          <w:iCs/>
-        </w:rPr>
-        <w:t>) %}</w:t>
+        <w:t>{% if supervisor_overall_approval_status == "approved" or (supervisor_overall_approval_status == "mixed" and users[i] in approved_applications) %}</w:t>
       </w:r>
     </w:p>
     <w:p>
@@ -514,17 +430,8 @@
           <w:rFonts w:eastAsia="Arial" w:cstheme="minorHAnsi"/>
           <w:color w:val="000000" w:themeColor="text1"/>
         </w:rPr>
-        <w:t xml:space="preserve"> for addendum in users[i].</w:t>
+        <w:t xml:space="preserve"> for addendum in users[i].addenda.true_values</w:t>
       </w:r>
-      <w:proofErr w:type="spellStart"/>
-      <w:r>
-        <w:rPr>
-          <w:rFonts w:eastAsia="Arial" w:cstheme="minorHAnsi"/>
-          <w:color w:val="000000" w:themeColor="text1"/>
-        </w:rPr>
-        <w:t>addenda.true_values</w:t>
-      </w:r>
-      <w:proofErr w:type="spellEnd"/>
       <w:r>
         <w:rPr>
           <w:rFonts w:eastAsia="Arial" w:cstheme="minorHAnsi"/>
@@ -593,23 +500,7 @@
           <w:rFonts w:eastAsia="Arial" w:cstheme="minorHAnsi"/>
           <w:color w:val="000000" w:themeColor="text1"/>
         </w:rPr>
-        <w:t xml:space="preserve"> </w:t>
-      </w:r>
-      <w:proofErr w:type="spellStart"/>
-      <w:r>
-        <w:rPr>
-          <w:rFonts w:eastAsia="Arial" w:cstheme="minorHAnsi"/>
-          <w:color w:val="000000" w:themeColor="text1"/>
-        </w:rPr>
-        <w:t>endfor</w:t>
-      </w:r>
-      <w:proofErr w:type="spellEnd"/>
-      <w:r>
-        <w:rPr>
-          <w:rFonts w:eastAsia="Arial" w:cstheme="minorHAnsi"/>
-          <w:color w:val="000000" w:themeColor="text1"/>
-        </w:rPr>
-        <w:t xml:space="preserve"> %}</w:t>
+        <w:t xml:space="preserve"> endfor %}</w:t>
       </w:r>
     </w:p>
     <w:p>
@@ -631,95 +522,7 @@
           <w:i/>
           <w:iCs/>
         </w:rPr>
-        <w:t xml:space="preserve">{% if </w:t>
-      </w:r>
-      <w:proofErr w:type="spellStart"/>
-      <w:r>
-        <w:rPr>
-          <w:rFonts w:eastAsia="Arial" w:cstheme="minorHAnsi"/>
-          <w:b/>
-          <w:bCs/>
-          <w:i/>
-          <w:iCs/>
-        </w:rPr>
-        <w:t>supervisor_overall_approval_status</w:t>
-      </w:r>
-      <w:proofErr w:type="spellEnd"/>
-      <w:r>
-        <w:rPr>
-          <w:rFonts w:eastAsia="Arial" w:cstheme="minorHAnsi"/>
-          <w:b/>
-          <w:bCs/>
-          <w:i/>
-          <w:iCs/>
-        </w:rPr>
-        <w:t xml:space="preserve"> == "</w:t>
-      </w:r>
-      <w:proofErr w:type="spellStart"/>
-      <w:r>
-        <w:rPr>
-          <w:rFonts w:eastAsia="Arial" w:cstheme="minorHAnsi"/>
-          <w:b/>
-          <w:bCs/>
-          <w:i/>
-          <w:iCs/>
-        </w:rPr>
-        <w:t>screened_out</w:t>
-      </w:r>
-      <w:proofErr w:type="spellEnd"/>
-      <w:r>
-        <w:rPr>
-          <w:rFonts w:eastAsia="Arial" w:cstheme="minorHAnsi"/>
-          <w:b/>
-          <w:bCs/>
-          <w:i/>
-          <w:iCs/>
-        </w:rPr>
-        <w:t>" or (</w:t>
-      </w:r>
-      <w:proofErr w:type="spellStart"/>
-      <w:r>
-        <w:rPr>
-          <w:rFonts w:eastAsia="Arial" w:cstheme="minorHAnsi"/>
-          <w:b/>
-          <w:bCs/>
-          <w:i/>
-          <w:iCs/>
-        </w:rPr>
-        <w:t>supervisor_overall_approval_status</w:t>
-      </w:r>
-      <w:proofErr w:type="spellEnd"/>
-      <w:r>
-        <w:rPr>
-          <w:rFonts w:eastAsia="Arial" w:cstheme="minorHAnsi"/>
-          <w:b/>
-          <w:bCs/>
-          <w:i/>
-          <w:iCs/>
-        </w:rPr>
-        <w:t xml:space="preserve"> == "mixed" and users[i] not in </w:t>
-      </w:r>
-      <w:proofErr w:type="spellStart"/>
-      <w:r>
-        <w:rPr>
-          <w:rFonts w:eastAsia="Arial" w:cstheme="minorHAnsi"/>
-          <w:b/>
-          <w:bCs/>
-          <w:i/>
-          <w:iCs/>
-        </w:rPr>
-        <w:t>approved_applications</w:t>
-      </w:r>
-      <w:proofErr w:type="spellEnd"/>
-      <w:r>
-        <w:rPr>
-          <w:rFonts w:eastAsia="Arial" w:cstheme="minorHAnsi"/>
-          <w:b/>
-          <w:bCs/>
-          <w:i/>
-          <w:iCs/>
-        </w:rPr>
-        <w:t>) %}</w:t>
+        <w:t>{% if supervisor_overall_approval_status == "screened_out" or (supervisor_overall_approval_status == "mixed" and users[i] not in approved_applications) %}</w:t>
       </w:r>
     </w:p>
     <w:p>
@@ -871,23 +674,7 @@
                 <w:rFonts w:eastAsia="Arial" w:cstheme="minorHAnsi"/>
                 <w:color w:val="000000" w:themeColor="text1"/>
               </w:rPr>
-              <w:t xml:space="preserve">{{ </w:t>
-            </w:r>
-            <w:proofErr w:type="spellStart"/>
-            <w:r>
-              <w:rPr>
-                <w:rFonts w:eastAsia="Arial" w:cstheme="minorHAnsi"/>
-                <w:color w:val="000000" w:themeColor="text1"/>
-              </w:rPr>
-              <w:t>supervisor_notes</w:t>
-            </w:r>
-            <w:proofErr w:type="spellEnd"/>
-            <w:r>
-              <w:rPr>
-                <w:rFonts w:eastAsia="Arial" w:cstheme="minorHAnsi"/>
-                <w:color w:val="000000" w:themeColor="text1"/>
-              </w:rPr>
-              <w:t xml:space="preserve"> }}</w:t>
+              <w:t>{{ supervisor_notes }}</w:t>
             </w:r>
           </w:p>
         </w:tc>
@@ -1091,98 +878,55 @@
                 <w:b/>
                 <w:color w:val="000000" w:themeColor="text1"/>
               </w:rPr>
+              <w:t>{{ yesno(users[i].country_of_birth == "Venezuela") }}</w:t>
+            </w:r>
+          </w:p>
+          <w:p>
+            <w:pPr>
+              <w:rPr>
+                <w:rFonts w:eastAsia="Arial" w:cstheme="minorHAnsi"/>
+                <w:color w:val="000000" w:themeColor="text1"/>
+              </w:rPr>
+            </w:pPr>
+            <w:r>
+              <w:rPr>
+                <w:rFonts w:eastAsia="Arial" w:cstheme="minorHAnsi"/>
+                <w:color w:val="000000" w:themeColor="text1"/>
+              </w:rPr>
+              <w:t>{% if users[i].country_of_birth == "Venezuela" %}</w:t>
+            </w:r>
+          </w:p>
+          <w:p>
+            <w:pPr>
+              <w:rPr>
+                <w:rFonts w:eastAsia="Arial" w:cstheme="minorHAnsi"/>
+                <w:iCs/>
+                <w:color w:val="000000" w:themeColor="text1"/>
+              </w:rPr>
+            </w:pPr>
+            <w:r>
+              <w:rPr>
+                <w:rFonts w:eastAsia="Arial" w:cstheme="minorHAnsi"/>
+                <w:color w:val="000000" w:themeColor="text1"/>
+              </w:rPr>
+              <w:t>P</w:t>
+            </w:r>
+            <w:r>
+              <w:rPr>
+                <w:rFonts w:eastAsia="Arial" w:cstheme="minorHAnsi"/>
+                <w:color w:val="000000" w:themeColor="text1"/>
+              </w:rPr>
+              <w:t xml:space="preserve">roof of birth country: </w:t>
+            </w:r>
+            <w:r>
+              <w:rPr>
+                <w:rFonts w:eastAsia="Arial" w:cstheme="minorHAnsi"/>
+                <w:b/>
+                <w:bCs/>
+                <w:color w:val="000000" w:themeColor="text1"/>
+              </w:rPr>
               <w:t xml:space="preserve">{{ </w:t>
             </w:r>
-            <w:proofErr w:type="spellStart"/>
-            <w:r>
-              <w:rPr>
-                <w:rFonts w:eastAsia="Arial" w:cstheme="minorHAnsi"/>
-                <w:b/>
-                <w:color w:val="000000" w:themeColor="text1"/>
-              </w:rPr>
-              <w:t>yesno</w:t>
-            </w:r>
-            <w:proofErr w:type="spellEnd"/>
-            <w:r>
-              <w:rPr>
-                <w:rFonts w:eastAsia="Arial" w:cstheme="minorHAnsi"/>
-                <w:b/>
-                <w:color w:val="000000" w:themeColor="text1"/>
-              </w:rPr>
-              <w:t>(users[i].</w:t>
-            </w:r>
-            <w:proofErr w:type="spellStart"/>
-            <w:r>
-              <w:rPr>
-                <w:rFonts w:eastAsia="Arial" w:cstheme="minorHAnsi"/>
-                <w:b/>
-                <w:color w:val="000000" w:themeColor="text1"/>
-              </w:rPr>
-              <w:t>country_of_birth</w:t>
-            </w:r>
-            <w:proofErr w:type="spellEnd"/>
-            <w:r>
-              <w:rPr>
-                <w:rFonts w:eastAsia="Arial" w:cstheme="minorHAnsi"/>
-                <w:b/>
-                <w:color w:val="000000" w:themeColor="text1"/>
-              </w:rPr>
-              <w:t xml:space="preserve"> == "Venezuela") }}</w:t>
-            </w:r>
-          </w:p>
-          <w:p>
-            <w:pPr>
-              <w:rPr>
-                <w:rFonts w:eastAsia="Arial" w:cstheme="minorHAnsi"/>
-                <w:color w:val="000000" w:themeColor="text1"/>
-              </w:rPr>
-            </w:pPr>
-            <w:r>
-              <w:rPr>
-                <w:rFonts w:eastAsia="Arial" w:cstheme="minorHAnsi"/>
-                <w:color w:val="000000" w:themeColor="text1"/>
-              </w:rPr>
-              <w:t>{% if users[i].</w:t>
-            </w:r>
-            <w:proofErr w:type="spellStart"/>
-            <w:r>
-              <w:rPr>
-                <w:rFonts w:eastAsia="Arial" w:cstheme="minorHAnsi"/>
-                <w:color w:val="000000" w:themeColor="text1"/>
-              </w:rPr>
-              <w:t>country_of_birth</w:t>
-            </w:r>
-            <w:proofErr w:type="spellEnd"/>
-            <w:r>
-              <w:rPr>
-                <w:rFonts w:eastAsia="Arial" w:cstheme="minorHAnsi"/>
-                <w:color w:val="000000" w:themeColor="text1"/>
-              </w:rPr>
-              <w:t xml:space="preserve"> == "Venezuela" %}</w:t>
-            </w:r>
-          </w:p>
-          <w:p>
-            <w:pPr>
-              <w:rPr>
-                <w:rFonts w:eastAsia="Arial" w:cstheme="minorHAnsi"/>
-                <w:iCs/>
-                <w:color w:val="000000" w:themeColor="text1"/>
-              </w:rPr>
-            </w:pPr>
-            <w:r>
-              <w:rPr>
-                <w:rFonts w:eastAsia="Arial" w:cstheme="minorHAnsi"/>
-                <w:color w:val="000000" w:themeColor="text1"/>
-              </w:rPr>
-              <w:t>P</w:t>
-            </w:r>
-            <w:r>
-              <w:rPr>
-                <w:rFonts w:eastAsia="Arial" w:cstheme="minorHAnsi"/>
-                <w:color w:val="000000" w:themeColor="text1"/>
-              </w:rPr>
-              <w:t xml:space="preserve">roof of birth country: </w:t>
-            </w:r>
             <w:r>
               <w:rPr>
                 <w:rFonts w:eastAsia="Arial" w:cstheme="minorHAnsi"/>
@@ -1190,27 +934,7 @@
                 <w:bCs/>
                 <w:color w:val="000000" w:themeColor="text1"/>
               </w:rPr>
-              <w:t xml:space="preserve">{{ </w:t>
-            </w:r>
-            <w:proofErr w:type="spellStart"/>
-            <w:r>
-              <w:rPr>
-                <w:rFonts w:eastAsia="Arial" w:cstheme="minorHAnsi"/>
-                <w:b/>
-                <w:bCs/>
-                <w:color w:val="000000" w:themeColor="text1"/>
-              </w:rPr>
-              <w:t>comma_and_list</w:t>
-            </w:r>
-            <w:proofErr w:type="spellEnd"/>
-            <w:r>
-              <w:rPr>
-                <w:rFonts w:eastAsia="Arial" w:cstheme="minorHAnsi"/>
-                <w:b/>
-                <w:bCs/>
-                <w:color w:val="000000" w:themeColor="text1"/>
-              </w:rPr>
-              <w:t>(</w:t>
+              <w:t>comma_and_list(</w:t>
             </w:r>
             <w:r>
               <w:rPr>
@@ -1229,9 +953,8 @@
                 <w:iCs/>
                 <w:color w:val="000000" w:themeColor="text1"/>
               </w:rPr>
-              <w:t>users[i].</w:t>
-            </w:r>
-            <w:proofErr w:type="spellStart"/>
+              <w:t>users[i].proof_of_birthplace</w:t>
+            </w:r>
             <w:r>
               <w:rPr>
                 <w:rFonts w:eastAsia="Arial" w:cstheme="minorHAnsi"/>
@@ -1240,7 +963,7 @@
                 <w:iCs/>
                 <w:color w:val="000000" w:themeColor="text1"/>
               </w:rPr>
-              <w:t>proof_of_birthplace</w:t>
+              <w:t>.true_values()</w:t>
             </w:r>
             <w:r>
               <w:rPr>
@@ -1250,9 +973,8 @@
                 <w:iCs/>
                 <w:color w:val="000000" w:themeColor="text1"/>
               </w:rPr>
-              <w:t>.true_values</w:t>
-            </w:r>
-            <w:proofErr w:type="spellEnd"/>
+              <w:t xml:space="preserve"> )</w:t>
+            </w:r>
             <w:r>
               <w:rPr>
                 <w:rFonts w:eastAsia="Arial" w:cstheme="minorHAnsi"/>
@@ -1261,63 +983,25 @@
                 <w:iCs/>
                 <w:color w:val="000000" w:themeColor="text1"/>
               </w:rPr>
-              <w:t>()</w:t>
-            </w:r>
-            <w:r>
-              <w:rPr>
-                <w:rFonts w:eastAsia="Arial" w:cstheme="minorHAnsi"/>
-                <w:b/>
-                <w:bCs/>
+              <w:t xml:space="preserve"> }}</w:t>
+            </w:r>
+          </w:p>
+          <w:p>
+            <w:pPr>
+              <w:rPr>
+                <w:rFonts w:eastAsia="Arial" w:cstheme="minorHAnsi"/>
                 <w:iCs/>
                 <w:color w:val="000000" w:themeColor="text1"/>
               </w:rPr>
-              <w:t xml:space="preserve"> )</w:t>
-            </w:r>
-            <w:r>
-              <w:rPr>
-                <w:rFonts w:eastAsia="Arial" w:cstheme="minorHAnsi"/>
-                <w:b/>
-                <w:bCs/>
+            </w:pPr>
+            <w:r>
+              <w:rPr>
+                <w:rFonts w:eastAsia="Arial" w:cstheme="minorHAnsi"/>
                 <w:iCs/>
                 <w:color w:val="000000" w:themeColor="text1"/>
               </w:rPr>
-              <w:t xml:space="preserve"> }}</w:t>
-            </w:r>
-          </w:p>
-          <w:p>
-            <w:pPr>
-              <w:rPr>
-                <w:rFonts w:eastAsia="Arial" w:cstheme="minorHAnsi"/>
-                <w:iCs/>
-                <w:color w:val="000000" w:themeColor="text1"/>
-              </w:rPr>
-            </w:pPr>
-            <w:r>
-              <w:rPr>
-                <w:rFonts w:eastAsia="Arial" w:cstheme="minorHAnsi"/>
-                <w:iCs/>
-                <w:color w:val="000000" w:themeColor="text1"/>
-              </w:rPr>
               <w:tab/>
-              <w:t>{% if users[i].</w:t>
-            </w:r>
-            <w:proofErr w:type="spellStart"/>
-            <w:r>
-              <w:rPr>
-                <w:rFonts w:eastAsia="Arial" w:cstheme="minorHAnsi"/>
-                <w:iCs/>
-                <w:color w:val="000000" w:themeColor="text1"/>
-              </w:rPr>
-              <w:t>proof_of_birthplace.all_false</w:t>
-            </w:r>
-            <w:proofErr w:type="spellEnd"/>
-            <w:r>
-              <w:rPr>
-                <w:rFonts w:eastAsia="Arial" w:cstheme="minorHAnsi"/>
-                <w:iCs/>
-                <w:color w:val="000000" w:themeColor="text1"/>
-              </w:rPr>
-              <w:t>() %}</w:t>
+              <w:t>{% if users[i].proof_of_birthplace.all_false() %}</w:t>
             </w:r>
           </w:p>
           <w:p>
@@ -1451,27 +1135,7 @@
                 <w:color w:val="000000" w:themeColor="text1"/>
                 <w:u w:val="single"/>
               </w:rPr>
-              <w:t>{{ users[i].</w:t>
-            </w:r>
-            <w:proofErr w:type="spellStart"/>
-            <w:r>
-              <w:rPr>
-                <w:rFonts w:eastAsia="Arial" w:cstheme="minorHAnsi"/>
-                <w:b/>
-                <w:color w:val="000000" w:themeColor="text1"/>
-                <w:u w:val="single"/>
-              </w:rPr>
-              <w:t>country_of_birth</w:t>
-            </w:r>
-            <w:proofErr w:type="spellEnd"/>
-            <w:r>
-              <w:rPr>
-                <w:rFonts w:eastAsia="Arial" w:cstheme="minorHAnsi"/>
-                <w:b/>
-                <w:color w:val="000000" w:themeColor="text1"/>
-                <w:u w:val="single"/>
-              </w:rPr>
-              <w:t xml:space="preserve"> }}</w:t>
+              <w:t>{{ users[i].country_of_birth }}</w:t>
             </w:r>
           </w:p>
           <w:p>
@@ -1509,7 +1173,6 @@
               </w:rPr>
               <w:t xml:space="preserve">{{ </w:t>
             </w:r>
-            <w:proofErr w:type="spellStart"/>
             <w:r>
               <w:rPr>
                 <w:rFonts w:eastAsia="Arial" w:cstheme="minorHAnsi"/>
@@ -1517,9 +1180,8 @@
                 <w:color w:val="000000" w:themeColor="text1"/>
                 <w:u w:val="single"/>
               </w:rPr>
-              <w:t>yesno</w:t>
-            </w:r>
-            <w:proofErr w:type="spellEnd"/>
+              <w:t>yesno(</w:t>
+            </w:r>
             <w:r>
               <w:rPr>
                 <w:rFonts w:eastAsia="Arial" w:cstheme="minorHAnsi"/>
@@ -1527,28 +1189,8 @@
                 <w:color w:val="000000" w:themeColor="text1"/>
                 <w:u w:val="single"/>
               </w:rPr>
-              <w:t>(</w:t>
-            </w:r>
-            <w:r>
-              <w:rPr>
-                <w:rFonts w:eastAsia="Arial" w:cstheme="minorHAnsi"/>
-                <w:b/>
-                <w:color w:val="000000" w:themeColor="text1"/>
-                <w:u w:val="single"/>
-              </w:rPr>
-              <w:t>users[i].</w:t>
-            </w:r>
-            <w:proofErr w:type="spellStart"/>
-            <w:r>
-              <w:rPr>
-                <w:rFonts w:eastAsia="Arial" w:cstheme="minorHAnsi"/>
-                <w:b/>
-                <w:color w:val="000000" w:themeColor="text1"/>
-                <w:u w:val="single"/>
-              </w:rPr>
-              <w:t>parents_from_venezuela</w:t>
-            </w:r>
-            <w:proofErr w:type="spellEnd"/>
+              <w:t>users[i].parents_from_venezuela</w:t>
+            </w:r>
             <w:r>
               <w:rPr>
                 <w:rFonts w:eastAsia="Arial" w:cstheme="minorHAnsi"/>
@@ -1594,47 +1236,7 @@
                 <w:color w:val="000000" w:themeColor="text1"/>
                 <w:u w:val="single"/>
               </w:rPr>
-              <w:t xml:space="preserve">{{ </w:t>
-            </w:r>
-            <w:proofErr w:type="spellStart"/>
-            <w:r>
-              <w:rPr>
-                <w:rFonts w:eastAsia="Arial" w:cstheme="minorHAnsi"/>
-                <w:b/>
-                <w:color w:val="000000" w:themeColor="text1"/>
-                <w:u w:val="single"/>
-              </w:rPr>
-              <w:t>yesno</w:t>
-            </w:r>
-            <w:proofErr w:type="spellEnd"/>
-            <w:r>
-              <w:rPr>
-                <w:rFonts w:eastAsia="Arial" w:cstheme="minorHAnsi"/>
-                <w:b/>
-                <w:color w:val="000000" w:themeColor="text1"/>
-                <w:u w:val="single"/>
-              </w:rPr>
-              <w:t>(users[i].</w:t>
-            </w:r>
-            <w:proofErr w:type="spellStart"/>
-            <w:r>
-              <w:rPr>
-                <w:rFonts w:eastAsia="Arial" w:cstheme="minorHAnsi"/>
-                <w:b/>
-                <w:color w:val="000000" w:themeColor="text1"/>
-                <w:u w:val="single"/>
-              </w:rPr>
-              <w:t>proof_of_parent_birthplace</w:t>
-            </w:r>
-            <w:proofErr w:type="spellEnd"/>
-            <w:r>
-              <w:rPr>
-                <w:rFonts w:eastAsia="Arial" w:cstheme="minorHAnsi"/>
-                <w:b/>
-                <w:color w:val="000000" w:themeColor="text1"/>
-                <w:u w:val="single"/>
-              </w:rPr>
-              <w:t>) }}</w:t>
+              <w:t>{{ yesno(users[i].proof_of_parent_birthplace) }}</w:t>
             </w:r>
           </w:p>
           <w:p>
@@ -1675,6 +1277,21 @@
               <w:t>After leaving your home country, were you in any other country for more than 6 months before arriving to the US?</w:t>
             </w:r>
           </w:p>
+          <w:p>
+            <w:pPr>
+              <w:rPr>
+                <w:rFonts w:eastAsia="Arial" w:cstheme="minorHAnsi"/>
+              </w:rPr>
+            </w:pPr>
+          </w:p>
+          <w:p>
+            <w:pPr>
+              <w:jc w:val="center"/>
+              <w:rPr>
+                <w:rFonts w:eastAsia="Arial" w:cstheme="minorHAnsi"/>
+              </w:rPr>
+            </w:pPr>
+          </w:p>
         </w:tc>
         <w:tc>
           <w:tcPr>
@@ -1711,27 +1328,7 @@
                 <w:bCs/>
                 <w:color w:val="000000" w:themeColor="text1"/>
               </w:rPr>
-              <w:t xml:space="preserve">{{ </w:t>
-            </w:r>
-            <w:proofErr w:type="spellStart"/>
-            <w:r>
-              <w:rPr>
-                <w:rFonts w:eastAsia="Arial" w:cstheme="minorHAnsi"/>
-                <w:b/>
-                <w:bCs/>
-                <w:color w:val="000000" w:themeColor="text1"/>
-              </w:rPr>
-              <w:t>yesno</w:t>
-            </w:r>
-            <w:proofErr w:type="spellEnd"/>
-            <w:r>
-              <w:rPr>
-                <w:rFonts w:eastAsia="Arial" w:cstheme="minorHAnsi"/>
-                <w:b/>
-                <w:bCs/>
-                <w:color w:val="000000" w:themeColor="text1"/>
-              </w:rPr>
-              <w:t>(users[i].in_other_country_longer_than_6_months) }}</w:t>
+              <w:t>{{ yesno(users[i].in_other_country_longer_than_6_months) }}</w:t>
             </w:r>
           </w:p>
         </w:tc>
@@ -1805,18 +1402,8 @@
                 <w:b/>
                 <w:color w:val="000000" w:themeColor="text1"/>
               </w:rPr>
-              <w:t>users[i].</w:t>
-            </w:r>
-            <w:proofErr w:type="spellStart"/>
-            <w:r>
-              <w:rPr>
-                <w:rFonts w:eastAsia="Arial" w:cstheme="minorHAnsi"/>
-                <w:b/>
-                <w:color w:val="000000" w:themeColor="text1"/>
-              </w:rPr>
-              <w:t>date_left_home_country_month</w:t>
-            </w:r>
-            <w:proofErr w:type="spellEnd"/>
+              <w:t>users[i].date_left_home_country_month</w:t>
+            </w:r>
             <w:r>
               <w:rPr>
                 <w:rFonts w:eastAsia="Arial" w:cstheme="minorHAnsi"/>
@@ -1831,44 +1418,62 @@
                 <w:b/>
                 <w:color w:val="000000" w:themeColor="text1"/>
               </w:rPr>
-              <w:t xml:space="preserve"> {{ users[i].</w:t>
-            </w:r>
-            <w:proofErr w:type="spellStart"/>
-            <w:r>
-              <w:rPr>
-                <w:rFonts w:eastAsia="Arial" w:cstheme="minorHAnsi"/>
-                <w:b/>
-                <w:color w:val="000000" w:themeColor="text1"/>
-              </w:rPr>
-              <w:t>date_left_home_country_year</w:t>
-            </w:r>
-            <w:proofErr w:type="spellEnd"/>
-            <w:r>
-              <w:rPr>
-                <w:rFonts w:eastAsia="Arial" w:cstheme="minorHAnsi"/>
-                <w:b/>
+              <w:t xml:space="preserve"> {{ users[i].date_left_home_country_year }}</w:t>
+            </w:r>
+          </w:p>
+          <w:p>
+            <w:pPr>
+              <w:rPr>
+                <w:rFonts w:eastAsia="Arial" w:cstheme="minorHAnsi"/>
+                <w:color w:val="000000" w:themeColor="text1"/>
+              </w:rPr>
+            </w:pPr>
+          </w:p>
+          <w:p>
+            <w:pPr>
+              <w:rPr>
+                <w:rFonts w:eastAsia="Arial" w:cstheme="minorHAnsi"/>
+                <w:b/>
+                <w:bCs/>
+                <w:color w:val="000000" w:themeColor="text1"/>
+              </w:rPr>
+            </w:pPr>
+            <w:r>
+              <w:rPr>
+                <w:rFonts w:eastAsia="Arial" w:cstheme="minorHAnsi"/>
+                <w:b/>
+                <w:bCs/>
+                <w:color w:val="000000" w:themeColor="text1"/>
+              </w:rPr>
+              <w:t>{{ users[i].date_of_last_entry</w:t>
+            </w:r>
+            <w:r>
+              <w:rPr>
+                <w:rFonts w:eastAsia="Arial" w:cstheme="minorHAnsi"/>
+                <w:b/>
+                <w:bCs/>
+                <w:color w:val="000000" w:themeColor="text1"/>
+              </w:rPr>
+              <w:t>_month</w:t>
+            </w:r>
+            <w:r>
+              <w:rPr>
+                <w:rFonts w:eastAsia="Arial" w:cstheme="minorHAnsi"/>
+                <w:b/>
+                <w:bCs/>
                 <w:color w:val="000000" w:themeColor="text1"/>
               </w:rPr>
               <w:t xml:space="preserve"> }}</w:t>
             </w:r>
-          </w:p>
-          <w:p>
-            <w:pPr>
-              <w:rPr>
-                <w:rFonts w:eastAsia="Arial" w:cstheme="minorHAnsi"/>
-                <w:color w:val="000000" w:themeColor="text1"/>
-              </w:rPr>
-            </w:pPr>
-          </w:p>
-          <w:p>
-            <w:pPr>
+            <w:r>
               <w:rPr>
                 <w:rFonts w:eastAsia="Arial" w:cstheme="minorHAnsi"/>
                 <w:b/>
                 <w:bCs/>
                 <w:color w:val="000000" w:themeColor="text1"/>
               </w:rPr>
-            </w:pPr>
+              <w:t xml:space="preserve"> </w:t>
+            </w:r>
             <w:r>
               <w:rPr>
                 <w:rFonts w:eastAsia="Arial" w:cstheme="minorHAnsi"/>
@@ -1876,74 +1481,7 @@
                 <w:bCs/>
                 <w:color w:val="000000" w:themeColor="text1"/>
               </w:rPr>
-              <w:t>{{ users[i].</w:t>
-            </w:r>
-            <w:proofErr w:type="spellStart"/>
-            <w:r>
-              <w:rPr>
-                <w:rFonts w:eastAsia="Arial" w:cstheme="minorHAnsi"/>
-                <w:b/>
-                <w:bCs/>
-                <w:color w:val="000000" w:themeColor="text1"/>
-              </w:rPr>
-              <w:t>date_of_last_entry</w:t>
-            </w:r>
-            <w:r>
-              <w:rPr>
-                <w:rFonts w:eastAsia="Arial" w:cstheme="minorHAnsi"/>
-                <w:b/>
-                <w:bCs/>
-                <w:color w:val="000000" w:themeColor="text1"/>
-              </w:rPr>
-              <w:t>_month</w:t>
-            </w:r>
-            <w:proofErr w:type="spellEnd"/>
-            <w:r>
-              <w:rPr>
-                <w:rFonts w:eastAsia="Arial" w:cstheme="minorHAnsi"/>
-                <w:b/>
-                <w:bCs/>
-                <w:color w:val="000000" w:themeColor="text1"/>
-              </w:rPr>
-              <w:t xml:space="preserve"> }}</w:t>
-            </w:r>
-            <w:r>
-              <w:rPr>
-                <w:rFonts w:eastAsia="Arial" w:cstheme="minorHAnsi"/>
-                <w:b/>
-                <w:bCs/>
-                <w:color w:val="000000" w:themeColor="text1"/>
-              </w:rPr>
-              <w:t xml:space="preserve"> </w:t>
-            </w:r>
-            <w:r>
-              <w:rPr>
-                <w:rFonts w:eastAsia="Arial" w:cstheme="minorHAnsi"/>
-                <w:b/>
-                <w:bCs/>
-                <w:color w:val="000000" w:themeColor="text1"/>
-              </w:rPr>
-              <w:t>{{ users[i].</w:t>
-            </w:r>
-            <w:proofErr w:type="spellStart"/>
-            <w:r>
-              <w:rPr>
-                <w:rFonts w:eastAsia="Arial" w:cstheme="minorHAnsi"/>
-                <w:b/>
-                <w:bCs/>
-                <w:color w:val="000000" w:themeColor="text1"/>
-              </w:rPr>
-              <w:t>date_of_last_entry_year</w:t>
-            </w:r>
-            <w:proofErr w:type="spellEnd"/>
-            <w:r>
-              <w:rPr>
-                <w:rFonts w:eastAsia="Arial" w:cstheme="minorHAnsi"/>
-                <w:b/>
-                <w:bCs/>
-                <w:color w:val="000000" w:themeColor="text1"/>
-              </w:rPr>
-              <w:t xml:space="preserve"> }} </w:t>
+              <w:t xml:space="preserve">{{ users[i].date_of_last_entry_year }} </w:t>
             </w:r>
           </w:p>
           <w:p>
@@ -2416,23 +1954,21 @@
               </w:rPr>
               <w:t xml:space="preserve">{{ </w:t>
             </w:r>
-            <w:proofErr w:type="spellStart"/>
             <w:r>
               <w:rPr>
                 <w:rStyle w:val="normaltextrun"/>
                 <w:rFonts w:eastAsia="Times New Roman" w:cstheme="minorHAnsi"/>
                 <w:b/>
               </w:rPr>
-              <w:t>yesno</w:t>
-            </w:r>
-            <w:proofErr w:type="spellEnd"/>
+              <w:t>yesno(</w:t>
+            </w:r>
             <w:r>
               <w:rPr>
                 <w:rStyle w:val="normaltextrun"/>
                 <w:rFonts w:eastAsia="Times New Roman" w:cstheme="minorHAnsi"/>
                 <w:b/>
               </w:rPr>
-              <w:t>(</w:t>
+              <w:t>users[i].has_children_applying_today</w:t>
             </w:r>
             <w:r>
               <w:rPr>
@@ -2440,33 +1976,30 @@
                 <w:rFonts w:eastAsia="Times New Roman" w:cstheme="minorHAnsi"/>
                 <w:b/>
               </w:rPr>
-              <w:t>users[i].</w:t>
-            </w:r>
-            <w:proofErr w:type="spellStart"/>
+              <w:t>)</w:t>
+            </w:r>
             <w:r>
               <w:rPr>
                 <w:rStyle w:val="normaltextrun"/>
                 <w:rFonts w:eastAsia="Times New Roman" w:cstheme="minorHAnsi"/>
                 <w:b/>
               </w:rPr>
-              <w:t>has_children_applying_today</w:t>
-            </w:r>
-            <w:proofErr w:type="spellEnd"/>
-            <w:r>
+              <w:t xml:space="preserve"> }}</w:t>
+            </w:r>
+          </w:p>
+          <w:p>
+            <w:pPr>
               <w:rPr>
                 <w:rStyle w:val="normaltextrun"/>
                 <w:rFonts w:eastAsia="Times New Roman" w:cstheme="minorHAnsi"/>
-                <w:b/>
-              </w:rPr>
-              <w:t>)</w:t>
-            </w:r>
+              </w:rPr>
+            </w:pPr>
             <w:r>
               <w:rPr>
                 <w:rStyle w:val="normaltextrun"/>
                 <w:rFonts w:eastAsia="Times New Roman" w:cstheme="minorHAnsi"/>
-                <w:b/>
-              </w:rPr>
-              <w:t xml:space="preserve"> }}</w:t>
+              </w:rPr>
+              <w:t>{% if users[i].has_children_applying_not_born_in_venezuela %}</w:t>
             </w:r>
           </w:p>
           <w:p>
@@ -2480,61 +2013,10 @@
               <w:rPr>
                 <w:rStyle w:val="normaltextrun"/>
                 <w:rFonts w:eastAsia="Times New Roman" w:cstheme="minorHAnsi"/>
-              </w:rPr>
-              <w:t>{% if users[i].</w:t>
-            </w:r>
-            <w:proofErr w:type="spellStart"/>
-            <w:r>
-              <w:rPr>
-                <w:rStyle w:val="normaltextrun"/>
-                <w:rFonts w:eastAsia="Times New Roman" w:cstheme="minorHAnsi"/>
-              </w:rPr>
-              <w:t>has_children_applying_not_born_in_venezuela</w:t>
-            </w:r>
-            <w:proofErr w:type="spellEnd"/>
-            <w:r>
-              <w:rPr>
-                <w:rStyle w:val="normaltextrun"/>
-                <w:rFonts w:eastAsia="Times New Roman" w:cstheme="minorHAnsi"/>
-              </w:rPr>
-              <w:t xml:space="preserve"> %}</w:t>
-            </w:r>
-          </w:p>
-          <w:p>
-            <w:pPr>
-              <w:rPr>
-                <w:rStyle w:val="normaltextrun"/>
-                <w:rFonts w:eastAsia="Times New Roman" w:cstheme="minorHAnsi"/>
-              </w:rPr>
-            </w:pPr>
-            <w:r>
-              <w:rPr>
-                <w:rStyle w:val="normaltextrun"/>
-                <w:rFonts w:eastAsia="Times New Roman" w:cstheme="minorHAnsi"/>
                 <w:b/>
                 <w:bCs/>
               </w:rPr>
-              <w:t>{{ users[i].</w:t>
-            </w:r>
-            <w:proofErr w:type="spellStart"/>
-            <w:r>
-              <w:rPr>
-                <w:rStyle w:val="normaltextrun"/>
-                <w:rFonts w:eastAsia="Times New Roman" w:cstheme="minorHAnsi"/>
-                <w:b/>
-                <w:bCs/>
-              </w:rPr>
-              <w:t>children_outside_of_venezuela</w:t>
-            </w:r>
-            <w:proofErr w:type="spellEnd"/>
-            <w:r>
-              <w:rPr>
-                <w:rStyle w:val="normaltextrun"/>
-                <w:rFonts w:eastAsia="Times New Roman" w:cstheme="minorHAnsi"/>
-                <w:b/>
-                <w:bCs/>
-              </w:rPr>
-              <w:t xml:space="preserve"> }}</w:t>
+              <w:t>{{ users[i].children_outside_of_venezuela }}</w:t>
             </w:r>
             <w:r>
               <w:rPr>
@@ -2588,27 +2070,7 @@
                 <w:b/>
                 <w:bCs/>
               </w:rPr>
-              <w:t>{{ users[i].</w:t>
-            </w:r>
-            <w:proofErr w:type="spellStart"/>
-            <w:r>
-              <w:rPr>
-                <w:rStyle w:val="normaltextrun"/>
-                <w:rFonts w:eastAsia="Times New Roman" w:cstheme="minorHAnsi"/>
-                <w:b/>
-                <w:bCs/>
-              </w:rPr>
-              <w:t>method_of_entry</w:t>
-            </w:r>
-            <w:proofErr w:type="spellEnd"/>
-            <w:r>
-              <w:rPr>
-                <w:rStyle w:val="normaltextrun"/>
-                <w:rFonts w:eastAsia="Times New Roman" w:cstheme="minorHAnsi"/>
-                <w:b/>
-                <w:bCs/>
-              </w:rPr>
-              <w:t xml:space="preserve"> }}</w:t>
+              <w:t>{{ users[i].method_of_entry }}</w:t>
             </w:r>
           </w:p>
         </w:tc>
@@ -2657,9 +2119,8 @@
                 <w:b/>
                 <w:bCs/>
               </w:rPr>
-              <w:t>{{ users[i].</w:t>
-            </w:r>
-            <w:proofErr w:type="spellStart"/>
+              <w:t>{{ users[i].who_entered_with_user</w:t>
+            </w:r>
             <w:r>
               <w:rPr>
                 <w:rStyle w:val="normaltextrun"/>
@@ -2667,26 +2128,7 @@
                 <w:b/>
                 <w:bCs/>
               </w:rPr>
-              <w:t>who_entered_with_user</w:t>
-            </w:r>
-            <w:r>
-              <w:rPr>
-                <w:rStyle w:val="normaltextrun"/>
-                <w:rFonts w:eastAsia="Times New Roman" w:cstheme="minorHAnsi"/>
-                <w:b/>
-                <w:bCs/>
-              </w:rPr>
-              <w:t>.true_values</w:t>
-            </w:r>
-            <w:proofErr w:type="spellEnd"/>
-            <w:r>
-              <w:rPr>
-                <w:rStyle w:val="normaltextrun"/>
-                <w:rFonts w:eastAsia="Times New Roman" w:cstheme="minorHAnsi"/>
-                <w:b/>
-                <w:bCs/>
-              </w:rPr>
-              <w:t>()</w:t>
+              <w:t>.true_values()</w:t>
             </w:r>
             <w:r>
               <w:rPr>
@@ -2756,33 +2198,15 @@
                 <w:b/>
                 <w:color w:val="000000" w:themeColor="text1"/>
               </w:rPr>
-              <w:t>users[i].</w:t>
-            </w:r>
-            <w:proofErr w:type="spellStart"/>
-            <w:r>
-              <w:rPr>
-                <w:rFonts w:eastAsia="Arial" w:cstheme="minorHAnsi"/>
-                <w:b/>
-                <w:color w:val="000000" w:themeColor="text1"/>
-              </w:rPr>
-              <w:t>who_entered_with_user</w:t>
-            </w:r>
-            <w:r>
-              <w:rPr>
-                <w:rFonts w:eastAsia="Arial" w:cstheme="minorHAnsi"/>
-                <w:b/>
-                <w:color w:val="000000" w:themeColor="text1"/>
-              </w:rPr>
-              <w:t>.true_values</w:t>
-            </w:r>
-            <w:proofErr w:type="spellEnd"/>
-            <w:r>
-              <w:rPr>
-                <w:rFonts w:eastAsia="Arial" w:cstheme="minorHAnsi"/>
-                <w:b/>
-                <w:color w:val="000000" w:themeColor="text1"/>
-              </w:rPr>
-              <w:t>()</w:t>
+              <w:t>users[i].who_entered_with_user</w:t>
+            </w:r>
+            <w:r>
+              <w:rPr>
+                <w:rFonts w:eastAsia="Arial" w:cstheme="minorHAnsi"/>
+                <w:b/>
+                <w:color w:val="000000" w:themeColor="text1"/>
+              </w:rPr>
+              <w:t>.true_values()</w:t>
             </w:r>
             <w:r>
               <w:rPr>
@@ -2807,43 +2231,7 @@
                 <w:b/>
                 <w:color w:val="000000" w:themeColor="text1"/>
               </w:rPr>
-              <w:t xml:space="preserve">{{ </w:t>
-            </w:r>
-            <w:proofErr w:type="spellStart"/>
-            <w:r>
-              <w:rPr>
-                <w:rFonts w:eastAsia="Arial" w:cstheme="minorHAnsi"/>
-                <w:b/>
-                <w:color w:val="000000" w:themeColor="text1"/>
-              </w:rPr>
-              <w:t>yesno</w:t>
-            </w:r>
-            <w:proofErr w:type="spellEnd"/>
-            <w:r>
-              <w:rPr>
-                <w:rFonts w:eastAsia="Arial" w:cstheme="minorHAnsi"/>
-                <w:b/>
-                <w:color w:val="000000" w:themeColor="text1"/>
-              </w:rPr>
-              <w:t>(users[i].</w:t>
-            </w:r>
-            <w:proofErr w:type="spellStart"/>
-            <w:r>
-              <w:rPr>
-                <w:rFonts w:eastAsia="Arial" w:cstheme="minorHAnsi"/>
-                <w:b/>
-                <w:color w:val="000000" w:themeColor="text1"/>
-              </w:rPr>
-              <w:t>children_entered_separately</w:t>
-            </w:r>
-            <w:proofErr w:type="spellEnd"/>
-            <w:r>
-              <w:rPr>
-                <w:rFonts w:eastAsia="Arial" w:cstheme="minorHAnsi"/>
-                <w:b/>
-                <w:color w:val="000000" w:themeColor="text1"/>
-              </w:rPr>
-              <w:t>) }}</w:t>
+              <w:t>{{ yesno(users[i].children_entered_separately) }}</w:t>
             </w:r>
           </w:p>
           <w:p>
@@ -2860,27 +2248,7 @@
                 <w:bCs/>
                 <w:color w:val="000000" w:themeColor="text1"/>
               </w:rPr>
-              <w:t>{{ users[i].</w:t>
-            </w:r>
-            <w:proofErr w:type="spellStart"/>
-            <w:r>
-              <w:rPr>
-                <w:rFonts w:eastAsia="Arial" w:cstheme="minorHAnsi"/>
-                <w:b/>
-                <w:bCs/>
-                <w:color w:val="000000" w:themeColor="text1"/>
-              </w:rPr>
-              <w:t>children_entered_separately_explanation</w:t>
-            </w:r>
-            <w:proofErr w:type="spellEnd"/>
-            <w:r>
-              <w:rPr>
-                <w:rFonts w:eastAsia="Arial" w:cstheme="minorHAnsi"/>
-                <w:b/>
-                <w:bCs/>
-                <w:color w:val="000000" w:themeColor="text1"/>
-              </w:rPr>
-              <w:t xml:space="preserve"> }}</w:t>
+              <w:t>{{ users[i].children_entered_separately_explanation }}</w:t>
             </w:r>
             <w:r>
               <w:rPr>
@@ -2942,19 +2310,62 @@
                 <w:bCs/>
                 <w:color w:val="000000" w:themeColor="text1"/>
               </w:rPr>
-              <w:t xml:space="preserve">{{ </w:t>
-            </w:r>
-            <w:proofErr w:type="spellStart"/>
-            <w:r>
+              <w:t>{{ yesno(users[i].had_legal_status_outside_venezuela) }}</w:t>
+            </w:r>
+          </w:p>
+          <w:p>
+            <w:pPr>
+              <w:rPr>
+                <w:rFonts w:eastAsia="Arial" w:cstheme="minorHAnsi"/>
+                <w:color w:val="000000" w:themeColor="text1"/>
+              </w:rPr>
+            </w:pPr>
+            <w:r>
+              <w:rPr>
+                <w:rFonts w:eastAsia="Arial" w:cstheme="minorHAnsi"/>
+                <w:color w:val="000000" w:themeColor="text1"/>
+              </w:rPr>
+              <w:t xml:space="preserve">{% if </w:t>
+            </w:r>
+            <w:r>
+              <w:rPr>
+                <w:rFonts w:eastAsia="Arial" w:cstheme="minorHAnsi"/>
+                <w:color w:val="000000" w:themeColor="text1"/>
+              </w:rPr>
+              <w:t xml:space="preserve">users[i].had_legal_status_outside_venezuela </w:t>
+            </w:r>
+            <w:r>
+              <w:rPr>
+                <w:rFonts w:eastAsia="Arial" w:cstheme="minorHAnsi"/>
+                <w:color w:val="000000" w:themeColor="text1"/>
+              </w:rPr>
+              <w:t>%}</w:t>
+            </w:r>
+          </w:p>
+          <w:p>
+            <w:pPr>
+              <w:rPr>
+                <w:rFonts w:eastAsia="Arial" w:cstheme="minorHAnsi"/>
+                <w:color w:val="000000" w:themeColor="text1"/>
+              </w:rPr>
+            </w:pPr>
+            <w:r>
+              <w:rPr>
+                <w:rFonts w:eastAsia="Arial" w:cstheme="minorHAnsi"/>
+                <w:color w:val="000000" w:themeColor="text1"/>
+              </w:rPr>
+              <w:t xml:space="preserve">List country(ies) and legal status in each: </w:t>
+            </w:r>
+          </w:p>
+          <w:p>
+            <w:pPr>
               <w:rPr>
                 <w:rFonts w:eastAsia="Arial" w:cstheme="minorHAnsi"/>
                 <w:b/>
                 <w:bCs/>
                 <w:color w:val="000000" w:themeColor="text1"/>
               </w:rPr>
-              <w:t>yesno</w:t>
-            </w:r>
-            <w:proofErr w:type="spellEnd"/>
+            </w:pPr>
             <w:r>
               <w:rPr>
                 <w:rFonts w:eastAsia="Arial" w:cstheme="minorHAnsi"/>
@@ -2962,142 +2373,7 @@
                 <w:bCs/>
                 <w:color w:val="000000" w:themeColor="text1"/>
               </w:rPr>
-              <w:t>(users[i].</w:t>
-            </w:r>
-            <w:proofErr w:type="spellStart"/>
-            <w:r>
-              <w:rPr>
-                <w:rFonts w:eastAsia="Arial" w:cstheme="minorHAnsi"/>
-                <w:b/>
-                <w:bCs/>
-                <w:color w:val="000000" w:themeColor="text1"/>
-              </w:rPr>
-              <w:t>had_legal_status_outside_venezuela</w:t>
-            </w:r>
-            <w:proofErr w:type="spellEnd"/>
-            <w:r>
-              <w:rPr>
-                <w:rFonts w:eastAsia="Arial" w:cstheme="minorHAnsi"/>
-                <w:b/>
-                <w:bCs/>
-                <w:color w:val="000000" w:themeColor="text1"/>
-              </w:rPr>
-              <w:t>) }}</w:t>
-            </w:r>
-          </w:p>
-          <w:p>
-            <w:pPr>
-              <w:rPr>
-                <w:rFonts w:eastAsia="Arial" w:cstheme="minorHAnsi"/>
-                <w:color w:val="000000" w:themeColor="text1"/>
-              </w:rPr>
-            </w:pPr>
-            <w:r>
-              <w:rPr>
-                <w:rFonts w:eastAsia="Arial" w:cstheme="minorHAnsi"/>
-                <w:color w:val="000000" w:themeColor="text1"/>
-              </w:rPr>
-              <w:t xml:space="preserve">{% if </w:t>
-            </w:r>
-            <w:r>
-              <w:rPr>
-                <w:rFonts w:eastAsia="Arial" w:cstheme="minorHAnsi"/>
-                <w:color w:val="000000" w:themeColor="text1"/>
-              </w:rPr>
-              <w:t>users[i].</w:t>
-            </w:r>
-            <w:proofErr w:type="spellStart"/>
-            <w:r>
-              <w:rPr>
-                <w:rFonts w:eastAsia="Arial" w:cstheme="minorHAnsi"/>
-                <w:color w:val="000000" w:themeColor="text1"/>
-              </w:rPr>
-              <w:t>had_legal_status_outside_venezuela</w:t>
-            </w:r>
-            <w:proofErr w:type="spellEnd"/>
-            <w:r>
-              <w:rPr>
-                <w:rFonts w:eastAsia="Arial" w:cstheme="minorHAnsi"/>
-                <w:color w:val="000000" w:themeColor="text1"/>
-              </w:rPr>
-              <w:t xml:space="preserve"> </w:t>
-            </w:r>
-            <w:r>
-              <w:rPr>
-                <w:rFonts w:eastAsia="Arial" w:cstheme="minorHAnsi"/>
-                <w:color w:val="000000" w:themeColor="text1"/>
-              </w:rPr>
-              <w:t>%}</w:t>
-            </w:r>
-          </w:p>
-          <w:p>
-            <w:pPr>
-              <w:rPr>
-                <w:rFonts w:eastAsia="Arial" w:cstheme="minorHAnsi"/>
-                <w:color w:val="000000" w:themeColor="text1"/>
-              </w:rPr>
-            </w:pPr>
-            <w:r>
-              <w:rPr>
-                <w:rFonts w:eastAsia="Arial" w:cstheme="minorHAnsi"/>
-                <w:color w:val="000000" w:themeColor="text1"/>
-              </w:rPr>
-              <w:t>List country(</w:t>
-            </w:r>
-            <w:proofErr w:type="spellStart"/>
-            <w:r>
-              <w:rPr>
-                <w:rFonts w:eastAsia="Arial" w:cstheme="minorHAnsi"/>
-                <w:color w:val="000000" w:themeColor="text1"/>
-              </w:rPr>
-              <w:t>ies</w:t>
-            </w:r>
-            <w:proofErr w:type="spellEnd"/>
-            <w:r>
-              <w:rPr>
-                <w:rFonts w:eastAsia="Arial" w:cstheme="minorHAnsi"/>
-                <w:color w:val="000000" w:themeColor="text1"/>
-              </w:rPr>
-              <w:t xml:space="preserve">) and legal status in each: </w:t>
-            </w:r>
-          </w:p>
-          <w:p>
-            <w:pPr>
-              <w:rPr>
-                <w:rFonts w:eastAsia="Arial" w:cstheme="minorHAnsi"/>
-                <w:b/>
-                <w:bCs/>
-                <w:color w:val="000000" w:themeColor="text1"/>
-              </w:rPr>
-            </w:pPr>
-            <w:r>
-              <w:rPr>
-                <w:rFonts w:eastAsia="Arial" w:cstheme="minorHAnsi"/>
-                <w:b/>
-                <w:bCs/>
-                <w:color w:val="000000" w:themeColor="text1"/>
-              </w:rPr>
-              <w:t>{{ users[i].</w:t>
-            </w:r>
-            <w:proofErr w:type="spellStart"/>
-            <w:r>
-              <w:rPr>
-                <w:rFonts w:eastAsia="Arial" w:cstheme="minorHAnsi"/>
-                <w:b/>
-                <w:bCs/>
-                <w:color w:val="000000" w:themeColor="text1"/>
-              </w:rPr>
-              <w:t>countries_and_legal_status</w:t>
-            </w:r>
-            <w:proofErr w:type="spellEnd"/>
-            <w:r>
-              <w:rPr>
-                <w:rFonts w:eastAsia="Arial" w:cstheme="minorHAnsi"/>
-                <w:b/>
-                <w:bCs/>
-                <w:color w:val="000000" w:themeColor="text1"/>
-              </w:rPr>
-              <w:t xml:space="preserve"> }}</w:t>
+              <w:t>{{ users[i].countries_and_legal_status }}</w:t>
             </w:r>
           </w:p>
           <w:p>
@@ -3127,54 +2403,22 @@
                 <w:rFonts w:eastAsia="Arial" w:cstheme="minorHAnsi"/>
                 <w:color w:val="000000" w:themeColor="text1"/>
               </w:rPr>
-              <w:t>{% for country in users[i].</w:t>
-            </w:r>
-            <w:proofErr w:type="spellStart"/>
-            <w:r>
-              <w:rPr>
-                <w:rFonts w:eastAsia="Arial" w:cstheme="minorHAnsi"/>
-                <w:color w:val="000000" w:themeColor="text1"/>
-              </w:rPr>
-              <w:t>countries_of_citizenship</w:t>
-            </w:r>
-            <w:proofErr w:type="spellEnd"/>
-            <w:r>
-              <w:rPr>
-                <w:rFonts w:eastAsia="Arial" w:cstheme="minorHAnsi"/>
-                <w:color w:val="000000" w:themeColor="text1"/>
-              </w:rPr>
-              <w:t xml:space="preserve"> %}</w:t>
-            </w:r>
-          </w:p>
-          <w:p>
-            <w:pPr>
-              <w:rPr>
-                <w:rFonts w:eastAsia="Arial" w:cstheme="minorHAnsi"/>
-                <w:color w:val="000000" w:themeColor="text1"/>
-              </w:rPr>
-            </w:pPr>
-            <w:r>
-              <w:rPr>
-                <w:rFonts w:eastAsia="Arial" w:cstheme="minorHAnsi"/>
-                <w:color w:val="000000" w:themeColor="text1"/>
-              </w:rPr>
-              <w:t>{% if “</w:t>
-            </w:r>
-            <w:proofErr w:type="spellStart"/>
-            <w:r>
-              <w:rPr>
-                <w:rFonts w:eastAsia="Arial" w:cstheme="minorHAnsi"/>
-                <w:color w:val="000000" w:themeColor="text1"/>
-              </w:rPr>
-              <w:t>venezuela</w:t>
-            </w:r>
-            <w:proofErr w:type="spellEnd"/>
-            <w:r>
-              <w:rPr>
-                <w:rFonts w:eastAsia="Arial" w:cstheme="minorHAnsi"/>
-                <w:color w:val="000000" w:themeColor="text1"/>
-              </w:rPr>
-              <w:t>” not in country | lower %}</w:t>
+              <w:t>{% for country in users[i].countries_of_citizenship %}</w:t>
+            </w:r>
+          </w:p>
+          <w:p>
+            <w:pPr>
+              <w:rPr>
+                <w:rFonts w:eastAsia="Arial" w:cstheme="minorHAnsi"/>
+                <w:color w:val="000000" w:themeColor="text1"/>
+              </w:rPr>
+            </w:pPr>
+            <w:r>
+              <w:rPr>
+                <w:rFonts w:eastAsia="Arial" w:cstheme="minorHAnsi"/>
+                <w:color w:val="000000" w:themeColor="text1"/>
+              </w:rPr>
+              <w:t>{% if “venezuela” not in country | lower %}</w:t>
             </w:r>
           </w:p>
           <w:p>
@@ -3226,23 +2470,7 @@
                 <w:rFonts w:eastAsia="Arial" w:cstheme="minorHAnsi"/>
                 <w:color w:val="000000" w:themeColor="text1"/>
               </w:rPr>
-              <w:t xml:space="preserve">{% </w:t>
-            </w:r>
-            <w:proofErr w:type="spellStart"/>
-            <w:r>
-              <w:rPr>
-                <w:rFonts w:eastAsia="Arial" w:cstheme="minorHAnsi"/>
-                <w:color w:val="000000" w:themeColor="text1"/>
-              </w:rPr>
-              <w:t>endfor</w:t>
-            </w:r>
-            <w:proofErr w:type="spellEnd"/>
-            <w:r>
-              <w:rPr>
-                <w:rFonts w:eastAsia="Arial" w:cstheme="minorHAnsi"/>
-                <w:color w:val="000000" w:themeColor="text1"/>
-              </w:rPr>
-              <w:t xml:space="preserve"> %}</w:t>
+              <w:t>{% endfor %}</w:t>
             </w:r>
           </w:p>
         </w:tc>
@@ -3291,7 +2519,6 @@
               </w:rPr>
               <w:t xml:space="preserve">{{ </w:t>
             </w:r>
-            <w:proofErr w:type="spellStart"/>
             <w:r>
               <w:rPr>
                 <w:rFonts w:eastAsia="Arial" w:cstheme="minorHAnsi"/>
@@ -3299,9 +2526,8 @@
                 <w:bCs/>
                 <w:color w:val="000000" w:themeColor="text1"/>
               </w:rPr>
-              <w:t>yesno</w:t>
-            </w:r>
-            <w:proofErr w:type="spellEnd"/>
+              <w:t>yesno(</w:t>
+            </w:r>
             <w:r>
               <w:rPr>
                 <w:rFonts w:eastAsia="Arial" w:cstheme="minorHAnsi"/>
@@ -3309,7 +2535,7 @@
                 <w:bCs/>
                 <w:color w:val="000000" w:themeColor="text1"/>
               </w:rPr>
-              <w:t>(</w:t>
+              <w:t>users[i].</w:t>
             </w:r>
             <w:r>
               <w:rPr>
@@ -3318,9 +2544,8 @@
                 <w:bCs/>
                 <w:color w:val="000000" w:themeColor="text1"/>
               </w:rPr>
-              <w:t>users[i].</w:t>
-            </w:r>
-            <w:proofErr w:type="spellStart"/>
+              <w:t>applied_for_other_</w:t>
+            </w:r>
             <w:r>
               <w:rPr>
                 <w:rFonts w:eastAsia="Arial" w:cstheme="minorHAnsi"/>
@@ -3328,7 +2553,7 @@
                 <w:bCs/>
                 <w:color w:val="000000" w:themeColor="text1"/>
               </w:rPr>
-              <w:t>applied_for_other_</w:t>
+              <w:t>immigration_</w:t>
             </w:r>
             <w:r>
               <w:rPr>
@@ -3337,18 +2562,33 @@
                 <w:bCs/>
                 <w:color w:val="000000" w:themeColor="text1"/>
               </w:rPr>
-              <w:t>immigration_</w:t>
-            </w:r>
-            <w:r>
+              <w:t>benefit) }}</w:t>
+            </w:r>
+          </w:p>
+          <w:p>
+            <w:pPr>
+              <w:rPr>
+                <w:rFonts w:eastAsia="Arial" w:cstheme="minorHAnsi"/>
+                <w:color w:val="000000" w:themeColor="text1"/>
+              </w:rPr>
+            </w:pPr>
+            <w:r>
+              <w:rPr>
+                <w:rFonts w:eastAsia="Arial" w:cstheme="minorHAnsi"/>
+                <w:color w:val="000000" w:themeColor="text1"/>
+              </w:rPr>
+              <w:t>{% if users[i].applied_for_other_immigration_benefit %}</w:t>
+            </w:r>
+          </w:p>
+          <w:p>
+            <w:pPr>
               <w:rPr>
                 <w:rFonts w:eastAsia="Arial" w:cstheme="minorHAnsi"/>
                 <w:b/>
                 <w:bCs/>
                 <w:color w:val="000000" w:themeColor="text1"/>
               </w:rPr>
-              <w:t>benefit</w:t>
-            </w:r>
-            <w:proofErr w:type="spellEnd"/>
+            </w:pPr>
             <w:r>
               <w:rPr>
                 <w:rFonts w:eastAsia="Arial" w:cstheme="minorHAnsi"/>
@@ -3356,77 +2596,7 @@
                 <w:bCs/>
                 <w:color w:val="000000" w:themeColor="text1"/>
               </w:rPr>
-              <w:t>) }}</w:t>
-            </w:r>
-          </w:p>
-          <w:p>
-            <w:pPr>
-              <w:rPr>
-                <w:rFonts w:eastAsia="Arial" w:cstheme="minorHAnsi"/>
-                <w:color w:val="000000" w:themeColor="text1"/>
-              </w:rPr>
-            </w:pPr>
-            <w:r>
-              <w:rPr>
-                <w:rFonts w:eastAsia="Arial" w:cstheme="minorHAnsi"/>
-                <w:color w:val="000000" w:themeColor="text1"/>
-              </w:rPr>
-              <w:t>{% if users[i].</w:t>
-            </w:r>
-            <w:proofErr w:type="spellStart"/>
-            <w:r>
-              <w:rPr>
-                <w:rFonts w:eastAsia="Arial" w:cstheme="minorHAnsi"/>
-                <w:color w:val="000000" w:themeColor="text1"/>
-              </w:rPr>
-              <w:t>applied_for_other_immigration_benefit</w:t>
-            </w:r>
-            <w:proofErr w:type="spellEnd"/>
-            <w:r>
-              <w:rPr>
-                <w:rFonts w:eastAsia="Arial" w:cstheme="minorHAnsi"/>
-                <w:color w:val="000000" w:themeColor="text1"/>
-              </w:rPr>
-              <w:t xml:space="preserve"> %}</w:t>
-            </w:r>
-          </w:p>
-          <w:p>
-            <w:pPr>
-              <w:rPr>
-                <w:rFonts w:eastAsia="Arial" w:cstheme="minorHAnsi"/>
-                <w:b/>
-                <w:bCs/>
-                <w:color w:val="000000" w:themeColor="text1"/>
-              </w:rPr>
-            </w:pPr>
-            <w:r>
-              <w:rPr>
-                <w:rFonts w:eastAsia="Arial" w:cstheme="minorHAnsi"/>
-                <w:b/>
-                <w:bCs/>
-                <w:color w:val="000000" w:themeColor="text1"/>
-              </w:rPr>
-              <w:t>{{users[i].</w:t>
-            </w:r>
-            <w:proofErr w:type="spellStart"/>
-            <w:r>
-              <w:rPr>
-                <w:rFonts w:eastAsia="Arial" w:cstheme="minorHAnsi"/>
-                <w:b/>
-                <w:bCs/>
-                <w:color w:val="000000" w:themeColor="text1"/>
-              </w:rPr>
-              <w:t>applied_for_other_immigration_benefit_explanation</w:t>
-            </w:r>
-            <w:proofErr w:type="spellEnd"/>
-            <w:r>
-              <w:rPr>
-                <w:rFonts w:eastAsia="Arial" w:cstheme="minorHAnsi"/>
-                <w:b/>
-                <w:bCs/>
-                <w:color w:val="000000" w:themeColor="text1"/>
-              </w:rPr>
-              <w:t xml:space="preserve"> }}</w:t>
+              <w:t>{{users[i].applied_for_other_immigration_benefit_explanation }}</w:t>
             </w:r>
           </w:p>
           <w:p>
@@ -3521,39 +2691,7 @@
                 <w:rFonts w:cstheme="minorHAnsi"/>
                 <w:b/>
               </w:rPr>
-              <w:t xml:space="preserve">{{ </w:t>
-            </w:r>
-            <w:proofErr w:type="spellStart"/>
-            <w:r>
-              <w:rPr>
-                <w:rFonts w:cstheme="minorHAnsi"/>
-                <w:b/>
-              </w:rPr>
-              <w:t>yesno</w:t>
-            </w:r>
-            <w:proofErr w:type="spellEnd"/>
-            <w:r>
-              <w:rPr>
-                <w:rFonts w:cstheme="minorHAnsi"/>
-                <w:b/>
-              </w:rPr>
-              <w:t>(users[i].</w:t>
-            </w:r>
-            <w:proofErr w:type="spellStart"/>
-            <w:r>
-              <w:rPr>
-                <w:rFonts w:cstheme="minorHAnsi"/>
-                <w:b/>
-              </w:rPr>
-              <w:t>in_removal_proceedings</w:t>
-            </w:r>
-            <w:proofErr w:type="spellEnd"/>
-            <w:r>
-              <w:rPr>
-                <w:rFonts w:cstheme="minorHAnsi"/>
-                <w:b/>
-              </w:rPr>
-              <w:t xml:space="preserve"> ) }}</w:t>
+              <w:t>{{ yesno(users[i].in_removal_proceedings ) }}</w:t>
             </w:r>
             <w:r>
               <w:rPr>
@@ -3562,27 +2700,7 @@
                 <w:iCs/>
                 <w:color w:val="000000" w:themeColor="text1"/>
               </w:rPr>
-              <w:t>{% if users[i].</w:t>
-            </w:r>
-            <w:proofErr w:type="spellStart"/>
-            <w:r>
-              <w:rPr>
-                <w:rFonts w:eastAsia="Arial" w:cstheme="minorHAnsi"/>
-                <w:i/>
-                <w:iCs/>
-                <w:color w:val="000000" w:themeColor="text1"/>
-              </w:rPr>
-              <w:t>in_removal_proceedings</w:t>
-            </w:r>
-            <w:proofErr w:type="spellEnd"/>
-            <w:r>
-              <w:rPr>
-                <w:rFonts w:eastAsia="Arial" w:cstheme="minorHAnsi"/>
-                <w:i/>
-                <w:iCs/>
-                <w:color w:val="000000" w:themeColor="text1"/>
-              </w:rPr>
-              <w:t xml:space="preserve"> %}</w:t>
+              <w:t>{% if users[i].in_removal_proceedings %}</w:t>
             </w:r>
           </w:p>
           <w:p>
@@ -3614,27 +2732,7 @@
                 <w:bCs/>
                 <w:color w:val="000000" w:themeColor="text1"/>
               </w:rPr>
-              <w:t>{{ users[i].</w:t>
-            </w:r>
-            <w:proofErr w:type="spellStart"/>
-            <w:r>
-              <w:rPr>
-                <w:rFonts w:eastAsia="Arial" w:cstheme="minorHAnsi"/>
-                <w:b/>
-                <w:bCs/>
-                <w:color w:val="000000" w:themeColor="text1"/>
-              </w:rPr>
-              <w:t>date_removal_proceedings_began</w:t>
-            </w:r>
-            <w:proofErr w:type="spellEnd"/>
-            <w:r>
-              <w:rPr>
-                <w:rFonts w:eastAsia="Arial" w:cstheme="minorHAnsi"/>
-                <w:b/>
-                <w:bCs/>
-                <w:color w:val="000000" w:themeColor="text1"/>
-              </w:rPr>
-              <w:t xml:space="preserve"> }}</w:t>
+              <w:t>{{ users[i].date_removal_proceedings_began }}</w:t>
             </w:r>
           </w:p>
           <w:p>
@@ -3664,27 +2762,7 @@
                 <w:bCs/>
                 <w:color w:val="000000" w:themeColor="text1"/>
               </w:rPr>
-              <w:t xml:space="preserve">  {{ users[i].</w:t>
-            </w:r>
-            <w:proofErr w:type="spellStart"/>
-            <w:r>
-              <w:rPr>
-                <w:rFonts w:eastAsia="Arial" w:cstheme="minorHAnsi"/>
-                <w:b/>
-                <w:bCs/>
-                <w:color w:val="000000" w:themeColor="text1"/>
-              </w:rPr>
-              <w:t>location_removal_proceedings</w:t>
-            </w:r>
-            <w:proofErr w:type="spellEnd"/>
-            <w:r>
-              <w:rPr>
-                <w:rFonts w:eastAsia="Arial" w:cstheme="minorHAnsi"/>
-                <w:b/>
-                <w:bCs/>
-                <w:color w:val="000000" w:themeColor="text1"/>
-              </w:rPr>
-              <w:t xml:space="preserve"> }}</w:t>
+              <w:t xml:space="preserve">  {{ users[i].location_removal_proceedings }}</w:t>
             </w:r>
           </w:p>
           <w:p>
@@ -3725,27 +2803,7 @@
                 <w:iCs/>
                 <w:color w:val="000000" w:themeColor="text1"/>
               </w:rPr>
-              <w:t>{{ users[i].</w:t>
-            </w:r>
-            <w:proofErr w:type="spellStart"/>
-            <w:r>
-              <w:rPr>
-                <w:rFonts w:eastAsia="Arial" w:cstheme="minorHAnsi"/>
-                <w:b/>
-                <w:iCs/>
-                <w:color w:val="000000" w:themeColor="text1"/>
-              </w:rPr>
-              <w:t>is_final_order_of_removal</w:t>
-            </w:r>
-            <w:proofErr w:type="spellEnd"/>
-            <w:r>
-              <w:rPr>
-                <w:rFonts w:eastAsia="Arial" w:cstheme="minorHAnsi"/>
-                <w:b/>
-                <w:iCs/>
-                <w:color w:val="000000" w:themeColor="text1"/>
-              </w:rPr>
-              <w:t xml:space="preserve"> }}</w:t>
+              <w:t>{{ users[i].is_final_order_of_removal }}</w:t>
             </w:r>
             <w:r>
               <w:rPr>
@@ -3850,152 +2908,95 @@
                 <w:rFonts w:cstheme="minorHAnsi"/>
                 <w:b/>
               </w:rPr>
-              <w:t xml:space="preserve">{{ </w:t>
-            </w:r>
-            <w:proofErr w:type="spellStart"/>
+              <w:t>{{ yesno(users[i].ever_arrested</w:t>
+            </w:r>
             <w:r>
               <w:rPr>
                 <w:rFonts w:cstheme="minorHAnsi"/>
                 <w:b/>
               </w:rPr>
-              <w:t>yesno</w:t>
-            </w:r>
-            <w:proofErr w:type="spellEnd"/>
+              <w:t>)</w:t>
+            </w:r>
             <w:r>
               <w:rPr>
                 <w:rFonts w:cstheme="minorHAnsi"/>
                 <w:b/>
               </w:rPr>
-              <w:t>(users[i].</w:t>
-            </w:r>
-            <w:proofErr w:type="spellStart"/>
-            <w:r>
+              <w:t xml:space="preserve"> }}</w:t>
+            </w:r>
+          </w:p>
+          <w:p>
+            <w:pPr>
+              <w:rPr>
+                <w:rFonts w:eastAsia="Arial" w:cstheme="minorHAnsi"/>
+                <w:color w:val="000000" w:themeColor="text1"/>
+              </w:rPr>
+            </w:pPr>
+          </w:p>
+          <w:p>
+            <w:pPr>
+              <w:rPr>
+                <w:rFonts w:eastAsia="Arial" w:cstheme="minorHAnsi"/>
+              </w:rPr>
+            </w:pPr>
+            <w:r>
+              <w:rPr>
+                <w:rFonts w:eastAsia="Arial" w:cstheme="minorHAnsi"/>
+              </w:rPr>
+              <w:t>List when/where/outcome of EVERY arrest, including those in US and outside of US (review certified dispositions &amp; applicant workbook</w:t>
+            </w:r>
+            <w:r>
+              <w:rPr>
+                <w:rFonts w:eastAsia="Arial" w:cstheme="minorHAnsi"/>
+              </w:rPr>
+              <w:t xml:space="preserve"> with legal supervisor</w:t>
+            </w:r>
+            <w:r>
+              <w:rPr>
+                <w:rFonts w:eastAsia="Arial" w:cstheme="minorHAnsi"/>
+              </w:rPr>
+              <w:t>):</w:t>
+            </w:r>
+          </w:p>
+          <w:p>
+            <w:pPr>
               <w:rPr>
                 <w:rFonts w:cstheme="minorHAnsi"/>
                 <w:b/>
               </w:rPr>
-              <w:t>ever_arrested</w:t>
-            </w:r>
-            <w:proofErr w:type="spellEnd"/>
+            </w:pPr>
+            <w:r>
+              <w:rPr>
+                <w:rFonts w:eastAsia="Arial" w:cstheme="minorHAnsi"/>
+                <w:b/>
+                <w:bCs/>
+                <w:color w:val="000000" w:themeColor="text1"/>
+              </w:rPr>
+              <w:t xml:space="preserve">{% if </w:t>
+            </w:r>
             <w:r>
               <w:rPr>
                 <w:rFonts w:cstheme="minorHAnsi"/>
                 <w:b/>
               </w:rPr>
-              <w:t>)</w:t>
-            </w:r>
+              <w:t>users[i].ever_arrested %}</w:t>
+            </w:r>
+          </w:p>
+          <w:p>
+            <w:pPr>
+              <w:rPr>
+                <w:rFonts w:eastAsia="Arial" w:cstheme="minorHAnsi"/>
+                <w:b/>
+                <w:bCs/>
+                <w:color w:val="000000" w:themeColor="text1"/>
+              </w:rPr>
+            </w:pPr>
             <w:r>
               <w:rPr>
                 <w:rFonts w:cstheme="minorHAnsi"/>
                 <w:b/>
               </w:rPr>
-              <w:t xml:space="preserve"> }}</w:t>
-            </w:r>
-          </w:p>
-          <w:p>
-            <w:pPr>
-              <w:rPr>
-                <w:rFonts w:eastAsia="Arial" w:cstheme="minorHAnsi"/>
-                <w:color w:val="000000" w:themeColor="text1"/>
-              </w:rPr>
-            </w:pPr>
-          </w:p>
-          <w:p>
-            <w:pPr>
-              <w:rPr>
-                <w:rFonts w:eastAsia="Arial" w:cstheme="minorHAnsi"/>
-              </w:rPr>
-            </w:pPr>
-            <w:r>
-              <w:rPr>
-                <w:rFonts w:eastAsia="Arial" w:cstheme="minorHAnsi"/>
-              </w:rPr>
-              <w:t>List when/where/outcome of EVERY arrest, including those in US and outside of US (review certified dispositions &amp; applicant workbook</w:t>
-            </w:r>
-            <w:r>
-              <w:rPr>
-                <w:rFonts w:eastAsia="Arial" w:cstheme="minorHAnsi"/>
-              </w:rPr>
-              <w:t xml:space="preserve"> with legal supervisor</w:t>
-            </w:r>
-            <w:r>
-              <w:rPr>
-                <w:rFonts w:eastAsia="Arial" w:cstheme="minorHAnsi"/>
-              </w:rPr>
-              <w:t>):</w:t>
-            </w:r>
-          </w:p>
-          <w:p>
-            <w:pPr>
-              <w:rPr>
-                <w:rFonts w:cstheme="minorHAnsi"/>
-                <w:b/>
-              </w:rPr>
-            </w:pPr>
-            <w:r>
-              <w:rPr>
-                <w:rFonts w:eastAsia="Arial" w:cstheme="minorHAnsi"/>
-                <w:b/>
-                <w:bCs/>
-                <w:color w:val="000000" w:themeColor="text1"/>
-              </w:rPr>
-              <w:t xml:space="preserve">{% if </w:t>
-            </w:r>
-            <w:r>
-              <w:rPr>
-                <w:rFonts w:cstheme="minorHAnsi"/>
-                <w:b/>
-              </w:rPr>
-              <w:t>users[i].</w:t>
-            </w:r>
-            <w:proofErr w:type="spellStart"/>
-            <w:r>
-              <w:rPr>
-                <w:rFonts w:cstheme="minorHAnsi"/>
-                <w:b/>
-              </w:rPr>
-              <w:t>ever_arrested</w:t>
-            </w:r>
-            <w:proofErr w:type="spellEnd"/>
-            <w:r>
-              <w:rPr>
-                <w:rFonts w:cstheme="minorHAnsi"/>
-                <w:b/>
-              </w:rPr>
-              <w:t xml:space="preserve"> %}</w:t>
-            </w:r>
-          </w:p>
-          <w:p>
-            <w:pPr>
-              <w:rPr>
-                <w:rFonts w:eastAsia="Arial" w:cstheme="minorHAnsi"/>
-                <w:b/>
-                <w:bCs/>
-                <w:color w:val="000000" w:themeColor="text1"/>
-              </w:rPr>
-            </w:pPr>
-            <w:r>
-              <w:rPr>
-                <w:rFonts w:cstheme="minorHAnsi"/>
-                <w:b/>
-              </w:rPr>
-              <w:t>{{ users[i].</w:t>
-            </w:r>
-            <w:proofErr w:type="spellStart"/>
-            <w:r>
-              <w:rPr>
-                <w:rFonts w:cstheme="minorHAnsi"/>
-                <w:b/>
-              </w:rPr>
-              <w:t>arrest_details</w:t>
-            </w:r>
-            <w:proofErr w:type="spellEnd"/>
-            <w:r>
-              <w:rPr>
-                <w:rFonts w:cstheme="minorHAnsi"/>
-                <w:b/>
-              </w:rPr>
-              <w:t xml:space="preserve"> }}</w:t>
+              <w:t>{{ users[i].arrest_details }}</w:t>
             </w:r>
           </w:p>
           <w:p>
@@ -4131,43 +3132,7 @@
                 <w:b/>
                 <w:color w:val="000000" w:themeColor="text1"/>
               </w:rPr>
-              <w:t xml:space="preserve">{{ </w:t>
-            </w:r>
-            <w:proofErr w:type="spellStart"/>
-            <w:r>
-              <w:rPr>
-                <w:rFonts w:eastAsia="Arial" w:cstheme="minorHAnsi"/>
-                <w:b/>
-                <w:color w:val="000000" w:themeColor="text1"/>
-              </w:rPr>
-              <w:t>yesno</w:t>
-            </w:r>
-            <w:proofErr w:type="spellEnd"/>
-            <w:r>
-              <w:rPr>
-                <w:rFonts w:eastAsia="Arial" w:cstheme="minorHAnsi"/>
-                <w:b/>
-                <w:color w:val="000000" w:themeColor="text1"/>
-              </w:rPr>
-              <w:t>(users[i].</w:t>
-            </w:r>
-            <w:proofErr w:type="spellStart"/>
-            <w:r>
-              <w:rPr>
-                <w:rFonts w:eastAsia="Arial" w:cstheme="minorHAnsi"/>
-                <w:b/>
-                <w:color w:val="000000" w:themeColor="text1"/>
-              </w:rPr>
-              <w:t>claimed_us_citizenship</w:t>
-            </w:r>
-            <w:proofErr w:type="spellEnd"/>
-            <w:r>
-              <w:rPr>
-                <w:rFonts w:eastAsia="Arial" w:cstheme="minorHAnsi"/>
-                <w:b/>
-                <w:color w:val="000000" w:themeColor="text1"/>
-              </w:rPr>
-              <w:t>) }}</w:t>
+              <w:t>{{ yesno(users[i].claimed_us_citizenship) }}</w:t>
             </w:r>
           </w:p>
         </w:tc>
@@ -4225,51 +3190,15 @@
                 <w:b/>
                 <w:color w:val="000000" w:themeColor="text1"/>
               </w:rPr>
-              <w:t xml:space="preserve">{{ </w:t>
-            </w:r>
-            <w:proofErr w:type="spellStart"/>
-            <w:r>
-              <w:rPr>
-                <w:rFonts w:eastAsia="Arial" w:cstheme="minorHAnsi"/>
-                <w:b/>
-                <w:color w:val="000000" w:themeColor="text1"/>
-              </w:rPr>
-              <w:t>yes</w:t>
-            </w:r>
-            <w:r>
-              <w:rPr>
-                <w:rFonts w:eastAsia="Arial" w:cstheme="minorHAnsi"/>
-                <w:b/>
-                <w:color w:val="000000" w:themeColor="text1"/>
-              </w:rPr>
-              <w:t>no</w:t>
-            </w:r>
-            <w:proofErr w:type="spellEnd"/>
-            <w:r>
-              <w:rPr>
-                <w:rFonts w:eastAsia="Arial" w:cstheme="minorHAnsi"/>
-                <w:b/>
-                <w:color w:val="000000" w:themeColor="text1"/>
-              </w:rPr>
-              <w:t>(users[i].</w:t>
-            </w:r>
-            <w:proofErr w:type="spellStart"/>
-            <w:r>
-              <w:rPr>
-                <w:rFonts w:eastAsia="Arial" w:cstheme="minorHAnsi"/>
-                <w:b/>
-                <w:color w:val="000000" w:themeColor="text1"/>
-              </w:rPr>
-              <w:t>gang_affiliation</w:t>
-            </w:r>
-            <w:proofErr w:type="spellEnd"/>
-            <w:r>
-              <w:rPr>
-                <w:rFonts w:eastAsia="Arial" w:cstheme="minorHAnsi"/>
-                <w:b/>
-                <w:color w:val="000000" w:themeColor="text1"/>
-              </w:rPr>
-              <w:t>) }}</w:t>
+              <w:t>{{ yes</w:t>
+            </w:r>
+            <w:r>
+              <w:rPr>
+                <w:rFonts w:eastAsia="Arial" w:cstheme="minorHAnsi"/>
+                <w:b/>
+                <w:color w:val="000000" w:themeColor="text1"/>
+              </w:rPr>
+              <w:t>no(users[i].gang_affiliation) }}</w:t>
             </w:r>
           </w:p>
         </w:tc>
@@ -4327,43 +3256,7 @@
                 <w:b/>
                 <w:color w:val="000000" w:themeColor="text1"/>
               </w:rPr>
-              <w:t xml:space="preserve">{{ </w:t>
-            </w:r>
-            <w:proofErr w:type="spellStart"/>
-            <w:r>
-              <w:rPr>
-                <w:rFonts w:eastAsia="Arial" w:cstheme="minorHAnsi"/>
-                <w:b/>
-                <w:color w:val="000000" w:themeColor="text1"/>
-              </w:rPr>
-              <w:t>yesno</w:t>
-            </w:r>
-            <w:proofErr w:type="spellEnd"/>
-            <w:r>
-              <w:rPr>
-                <w:rFonts w:eastAsia="Arial" w:cstheme="minorHAnsi"/>
-                <w:b/>
-                <w:color w:val="000000" w:themeColor="text1"/>
-              </w:rPr>
-              <w:t>(users[i].</w:t>
-            </w:r>
-            <w:proofErr w:type="spellStart"/>
-            <w:r>
-              <w:rPr>
-                <w:rFonts w:eastAsia="Arial" w:cstheme="minorHAnsi"/>
-                <w:b/>
-                <w:color w:val="000000" w:themeColor="text1"/>
-              </w:rPr>
-              <w:t>served_military</w:t>
-            </w:r>
-            <w:proofErr w:type="spellEnd"/>
-            <w:r>
-              <w:rPr>
-                <w:rFonts w:eastAsia="Arial" w:cstheme="minorHAnsi"/>
-                <w:b/>
-                <w:color w:val="000000" w:themeColor="text1"/>
-              </w:rPr>
-              <w:t>) }}</w:t>
+              <w:t>{{ yesno(users[i].served_military) }}</w:t>
             </w:r>
           </w:p>
         </w:tc>
@@ -4421,43 +3314,7 @@
                 <w:b/>
                 <w:color w:val="000000" w:themeColor="text1"/>
               </w:rPr>
-              <w:t xml:space="preserve">{{ </w:t>
-            </w:r>
-            <w:proofErr w:type="spellStart"/>
-            <w:r>
-              <w:rPr>
-                <w:rFonts w:eastAsia="Arial" w:cstheme="minorHAnsi"/>
-                <w:b/>
-                <w:color w:val="000000" w:themeColor="text1"/>
-              </w:rPr>
-              <w:t>yesno</w:t>
-            </w:r>
-            <w:proofErr w:type="spellEnd"/>
-            <w:r>
-              <w:rPr>
-                <w:rFonts w:eastAsia="Arial" w:cstheme="minorHAnsi"/>
-                <w:b/>
-                <w:color w:val="000000" w:themeColor="text1"/>
-              </w:rPr>
-              <w:t>(users[i].</w:t>
-            </w:r>
-            <w:proofErr w:type="spellStart"/>
-            <w:r>
-              <w:rPr>
-                <w:rFonts w:eastAsia="Arial" w:cstheme="minorHAnsi"/>
-                <w:b/>
-                <w:color w:val="000000" w:themeColor="text1"/>
-              </w:rPr>
-              <w:t>acted_as_terrorist</w:t>
-            </w:r>
-            <w:proofErr w:type="spellEnd"/>
-            <w:r>
-              <w:rPr>
-                <w:rFonts w:eastAsia="Arial" w:cstheme="minorHAnsi"/>
-                <w:b/>
-                <w:color w:val="000000" w:themeColor="text1"/>
-              </w:rPr>
-              <w:t>) }}</w:t>
+              <w:t>{{ yesno(users[i].acted_as_terrorist) }}</w:t>
             </w:r>
           </w:p>
         </w:tc>
@@ -4471,8 +3328,12 @@
       </w:pPr>
     </w:p>
     <w:sectPr>
-      <w:headerReference w:type="default" r:id="rId11"/>
-      <w:footerReference w:type="default" r:id="rId12"/>
+      <w:headerReference w:type="even" r:id="rId11"/>
+      <w:headerReference w:type="default" r:id="rId12"/>
+      <w:footerReference w:type="even" r:id="rId13"/>
+      <w:footerReference w:type="default" r:id="rId14"/>
+      <w:headerReference w:type="first" r:id="rId15"/>
+      <w:footerReference w:type="first" r:id="rId16"/>
       <w:pgSz w:w="12240" w:h="15840"/>
       <w:pgMar w:top="720" w:right="720" w:bottom="720" w:left="720" w:header="720" w:footer="720" w:gutter="0"/>
       <w:cols w:space="720"/>
@@ -4483,7 +3344,7 @@
 </file>
 
 <file path=word/endnotes.xml><?xml version="1.0" encoding="utf-8"?>
-<w:endnotes xmlns:wpc="http://schemas.microsoft.com/office/word/2010/wordprocessingCanvas" xmlns:cx="http://schemas.microsoft.com/office/drawing/2014/chartex" xmlns:cx1="http://schemas.microsoft.com/office/drawing/2015/9/8/chartex" xmlns:cx2="http://schemas.microsoft.com/office/drawing/2015/10/21/chartex" xmlns:cx3="http://schemas.microsoft.com/office/drawing/2016/5/9/chartex" xmlns:cx4="http://schemas.microsoft.com/office/drawing/2016/5/10/chartex" xmlns:cx5="http://schemas.microsoft.com/office/drawing/2016/5/11/chartex" xmlns:cx6="http://schemas.microsoft.com/office/drawing/2016/5/12/chartex" xmlns:cx7="http://schemas.microsoft.com/office/drawing/2016/5/13/chartex" xmlns:cx8="http://schemas.microsoft.com/office/drawing/2016/5/14/chartex" xmlns:mc="http://schemas.openxmlformats.org/markup-compatibility/2006" xmlns:aink="http://schemas.microsoft.com/office/drawing/2016/ink" xmlns:am3d="http://schemas.microsoft.com/office/drawing/2017/model3d" xmlns:o="urn:schemas-microsoft-com:office:office" xmlns:oel="http://schemas.microsoft.com/office/2019/extlst" xmlns:r="http://schemas.openxmlformats.org/officeDocument/2006/relationships" xmlns:m="http://schemas.openxmlformats.org/officeDocument/2006/math" xmlns:v="urn:schemas-microsoft-com:vml" xmlns:wp14="http://schemas.microsoft.com/office/word/2010/wordprocessingDrawing" xmlns:wp="http://schemas.openxmlformats.org/drawingml/2006/wordprocessingDrawing" xmlns:w10="urn:schemas-microsoft-com:office:word" xmlns:w="http://schemas.openxmlformats.org/wordprocessingml/2006/main" xmlns:w14="http://schemas.microsoft.com/office/word/2010/wordml" xmlns:w15="http://schemas.microsoft.com/office/word/2012/wordml" xmlns:w16cex="http://schemas.microsoft.com/office/word/2018/wordml/cex" xmlns:w16cid="http://schemas.microsoft.com/office/word/2016/wordml/cid" xmlns:w16="http://schemas.microsoft.com/office/word/2018/wordml" xmlns:w16sdtdh="http://schemas.microsoft.com/office/word/2020/wordml/sdtdatahash" xmlns:w16se="http://schemas.microsoft.com/office/word/2015/wordml/symex" xmlns:wpg="http://schemas.microsoft.com/office/word/2010/wordprocessingGroup" xmlns:wpi="http://schemas.microsoft.com/office/word/2010/wordprocessingInk" xmlns:wne="http://schemas.microsoft.com/office/word/2006/wordml" xmlns:wps="http://schemas.microsoft.com/office/word/2010/wordprocessingShape" mc:Ignorable="w14 w15 w16se w16cid w16 w16cex w16sdtdh wp14">
+<w:endnotes xmlns:wpc="http://schemas.microsoft.com/office/word/2010/wordprocessingCanvas" xmlns:cx="http://schemas.microsoft.com/office/drawing/2014/chartex" xmlns:cx1="http://schemas.microsoft.com/office/drawing/2015/9/8/chartex" xmlns:cx2="http://schemas.microsoft.com/office/drawing/2015/10/21/chartex" xmlns:cx3="http://schemas.microsoft.com/office/drawing/2016/5/9/chartex" xmlns:cx4="http://schemas.microsoft.com/office/drawing/2016/5/10/chartex" xmlns:cx5="http://schemas.microsoft.com/office/drawing/2016/5/11/chartex" xmlns:cx6="http://schemas.microsoft.com/office/drawing/2016/5/12/chartex" xmlns:cx7="http://schemas.microsoft.com/office/drawing/2016/5/13/chartex" xmlns:cx8="http://schemas.microsoft.com/office/drawing/2016/5/14/chartex" xmlns:mc="http://schemas.openxmlformats.org/markup-compatibility/2006" xmlns:aink="http://schemas.microsoft.com/office/drawing/2016/ink" xmlns:am3d="http://schemas.microsoft.com/office/drawing/2017/model3d" xmlns:o="urn:schemas-microsoft-com:office:office" xmlns:oel="http://schemas.microsoft.com/office/2019/extlst" xmlns:r="http://schemas.openxmlformats.org/officeDocument/2006/relationships" xmlns:m="http://schemas.openxmlformats.org/officeDocument/2006/math" xmlns:v="urn:schemas-microsoft-com:vml" xmlns:wp14="http://schemas.microsoft.com/office/word/2010/wordprocessingDrawing" xmlns:wp="http://schemas.openxmlformats.org/drawingml/2006/wordprocessingDrawing" xmlns:w10="urn:schemas-microsoft-com:office:word" xmlns:w="http://schemas.openxmlformats.org/wordprocessingml/2006/main" xmlns:w14="http://schemas.microsoft.com/office/word/2010/wordml" xmlns:w15="http://schemas.microsoft.com/office/word/2012/wordml" xmlns:w16cex="http://schemas.microsoft.com/office/word/2018/wordml/cex" xmlns:w16cid="http://schemas.microsoft.com/office/word/2016/wordml/cid" xmlns:w16="http://schemas.microsoft.com/office/word/2018/wordml" xmlns:w16du="http://schemas.microsoft.com/office/word/2023/wordml/word16du" xmlns:w16sdtdh="http://schemas.microsoft.com/office/word/2020/wordml/sdtdatahash" xmlns:w16sdtfl="http://schemas.microsoft.com/office/word/2024/wordml/sdtformatlock" xmlns:w16se="http://schemas.microsoft.com/office/word/2015/wordml/symex" xmlns:wpg="http://schemas.microsoft.com/office/word/2010/wordprocessingGroup" xmlns:wpi="http://schemas.microsoft.com/office/word/2010/wordprocessingInk" xmlns:wne="http://schemas.microsoft.com/office/word/2006/wordml" xmlns:wps="http://schemas.microsoft.com/office/word/2010/wordprocessingShape" mc:Ignorable="w14 w15 w16se w16cid w16 w16cex w16sdtdh w16sdtfl w16du wp14">
   <w:endnote w:type="separator" w:id="-1">
     <w:p>
       <w:pPr>
@@ -4515,79 +3376,22 @@
 </file>
 
 <file path=word/footer1.xml><?xml version="1.0" encoding="utf-8"?>
-<w:ftr xmlns:wpc="http://schemas.microsoft.com/office/word/2010/wordprocessingCanvas" xmlns:cx="http://schemas.microsoft.com/office/drawing/2014/chartex" xmlns:cx1="http://schemas.microsoft.com/office/drawing/2015/9/8/chartex" xmlns:cx2="http://schemas.microsoft.com/office/drawing/2015/10/21/chartex" xmlns:cx3="http://schemas.microsoft.com/office/drawing/2016/5/9/chartex" xmlns:cx4="http://schemas.microsoft.com/office/drawing/2016/5/10/chartex" xmlns:cx5="http://schemas.microsoft.com/office/drawing/2016/5/11/chartex" xmlns:cx6="http://schemas.microsoft.com/office/drawing/2016/5/12/chartex" xmlns:cx7="http://schemas.microsoft.com/office/drawing/2016/5/13/chartex" xmlns:cx8="http://schemas.microsoft.com/office/drawing/2016/5/14/chartex" xmlns:mc="http://schemas.openxmlformats.org/markup-compatibility/2006" xmlns:aink="http://schemas.microsoft.com/office/drawing/2016/ink" xmlns:am3d="http://schemas.microsoft.com/office/drawing/2017/model3d" xmlns:o="urn:schemas-microsoft-com:office:office" xmlns:oel="http://schemas.microsoft.com/office/2019/extlst" xmlns:r="http://schemas.openxmlformats.org/officeDocument/2006/relationships" xmlns:m="http://schemas.openxmlformats.org/officeDocument/2006/math" xmlns:v="urn:schemas-microsoft-com:vml" xmlns:wp14="http://schemas.microsoft.com/office/word/2010/wordprocessingDrawing" xmlns:wp="http://schemas.openxmlformats.org/drawingml/2006/wordprocessingDrawing" xmlns:w10="urn:schemas-microsoft-com:office:word" xmlns:w="http://schemas.openxmlformats.org/wordprocessingml/2006/main" xmlns:w14="http://schemas.microsoft.com/office/word/2010/wordml" xmlns:w15="http://schemas.microsoft.com/office/word/2012/wordml" xmlns:w16cex="http://schemas.microsoft.com/office/word/2018/wordml/cex" xmlns:w16cid="http://schemas.microsoft.com/office/word/2016/wordml/cid" xmlns:w16="http://schemas.microsoft.com/office/word/2018/wordml" xmlns:w16sdtdh="http://schemas.microsoft.com/office/word/2020/wordml/sdtdatahash" xmlns:w16se="http://schemas.microsoft.com/office/word/2015/wordml/symex" xmlns:wpg="http://schemas.microsoft.com/office/word/2010/wordprocessingGroup" xmlns:wpi="http://schemas.microsoft.com/office/word/2010/wordprocessingInk" xmlns:wne="http://schemas.microsoft.com/office/word/2006/wordml" xmlns:wps="http://schemas.microsoft.com/office/word/2010/wordprocessingShape" mc:Ignorable="w14 w15 w16se w16cid w16 w16cex w16sdtdh wp14">
+<w:ftr xmlns:wpc="http://schemas.microsoft.com/office/word/2010/wordprocessingCanvas" xmlns:cx="http://schemas.microsoft.com/office/drawing/2014/chartex" xmlns:cx1="http://schemas.microsoft.com/office/drawing/2015/9/8/chartex" xmlns:cx2="http://schemas.microsoft.com/office/drawing/2015/10/21/chartex" xmlns:cx3="http://schemas.microsoft.com/office/drawing/2016/5/9/chartex" xmlns:cx4="http://schemas.microsoft.com/office/drawing/2016/5/10/chartex" xmlns:cx5="http://schemas.microsoft.com/office/drawing/2016/5/11/chartex" xmlns:cx6="http://schemas.microsoft.com/office/drawing/2016/5/12/chartex" xmlns:cx7="http://schemas.microsoft.com/office/drawing/2016/5/13/chartex" xmlns:cx8="http://schemas.microsoft.com/office/drawing/2016/5/14/chartex" xmlns:mc="http://schemas.openxmlformats.org/markup-compatibility/2006" xmlns:aink="http://schemas.microsoft.com/office/drawing/2016/ink" xmlns:am3d="http://schemas.microsoft.com/office/drawing/2017/model3d" xmlns:o="urn:schemas-microsoft-com:office:office" xmlns:oel="http://schemas.microsoft.com/office/2019/extlst" xmlns:r="http://schemas.openxmlformats.org/officeDocument/2006/relationships" xmlns:m="http://schemas.openxmlformats.org/officeDocument/2006/math" xmlns:v="urn:schemas-microsoft-com:vml" xmlns:wp14="http://schemas.microsoft.com/office/word/2010/wordprocessingDrawing" xmlns:wp="http://schemas.openxmlformats.org/drawingml/2006/wordprocessingDrawing" xmlns:w10="urn:schemas-microsoft-com:office:word" xmlns:w="http://schemas.openxmlformats.org/wordprocessingml/2006/main" xmlns:w14="http://schemas.microsoft.com/office/word/2010/wordml" xmlns:w15="http://schemas.microsoft.com/office/word/2012/wordml" xmlns:w16cex="http://schemas.microsoft.com/office/word/2018/wordml/cex" xmlns:w16cid="http://schemas.microsoft.com/office/word/2016/wordml/cid" xmlns:w16="http://schemas.microsoft.com/office/word/2018/wordml" xmlns:w16du="http://schemas.microsoft.com/office/word/2023/wordml/word16du" xmlns:w16sdtdh="http://schemas.microsoft.com/office/word/2020/wordml/sdtdatahash" xmlns:w16sdtfl="http://schemas.microsoft.com/office/word/2024/wordml/sdtformatlock" xmlns:w16se="http://schemas.microsoft.com/office/word/2015/wordml/symex" xmlns:wpg="http://schemas.microsoft.com/office/word/2010/wordprocessingGroup" xmlns:wpi="http://schemas.microsoft.com/office/word/2010/wordprocessingInk" xmlns:wne="http://schemas.microsoft.com/office/word/2006/wordml" xmlns:wps="http://schemas.microsoft.com/office/word/2010/wordprocessingShape" mc:Ignorable="w14 w15 w16se w16cid w16 w16cex w16sdtdh w16sdtfl w16du wp14">
+  <w:p>
+    <w:pPr>
+      <w:pStyle w:val="Footer"/>
+    </w:pPr>
+  </w:p>
+</w:ftr>
+</file>
+
+<file path=word/footer2.xml><?xml version="1.0" encoding="utf-8"?>
+<w:ftr xmlns:wpc="http://schemas.microsoft.com/office/word/2010/wordprocessingCanvas" xmlns:cx="http://schemas.microsoft.com/office/drawing/2014/chartex" xmlns:cx1="http://schemas.microsoft.com/office/drawing/2015/9/8/chartex" xmlns:cx2="http://schemas.microsoft.com/office/drawing/2015/10/21/chartex" xmlns:cx3="http://schemas.microsoft.com/office/drawing/2016/5/9/chartex" xmlns:cx4="http://schemas.microsoft.com/office/drawing/2016/5/10/chartex" xmlns:cx5="http://schemas.microsoft.com/office/drawing/2016/5/11/chartex" xmlns:cx6="http://schemas.microsoft.com/office/drawing/2016/5/12/chartex" xmlns:cx7="http://schemas.microsoft.com/office/drawing/2016/5/13/chartex" xmlns:cx8="http://schemas.microsoft.com/office/drawing/2016/5/14/chartex" xmlns:mc="http://schemas.openxmlformats.org/markup-compatibility/2006" xmlns:aink="http://schemas.microsoft.com/office/drawing/2016/ink" xmlns:am3d="http://schemas.microsoft.com/office/drawing/2017/model3d" xmlns:o="urn:schemas-microsoft-com:office:office" xmlns:oel="http://schemas.microsoft.com/office/2019/extlst" xmlns:r="http://schemas.openxmlformats.org/officeDocument/2006/relationships" xmlns:m="http://schemas.openxmlformats.org/officeDocument/2006/math" xmlns:v="urn:schemas-microsoft-com:vml" xmlns:wp14="http://schemas.microsoft.com/office/word/2010/wordprocessingDrawing" xmlns:wp="http://schemas.openxmlformats.org/drawingml/2006/wordprocessingDrawing" xmlns:w10="urn:schemas-microsoft-com:office:word" xmlns:w="http://schemas.openxmlformats.org/wordprocessingml/2006/main" xmlns:w14="http://schemas.microsoft.com/office/word/2010/wordml" xmlns:w15="http://schemas.microsoft.com/office/word/2012/wordml" xmlns:w16cex="http://schemas.microsoft.com/office/word/2018/wordml/cex" xmlns:w16cid="http://schemas.microsoft.com/office/word/2016/wordml/cid" xmlns:w16="http://schemas.microsoft.com/office/word/2018/wordml" xmlns:w16du="http://schemas.microsoft.com/office/word/2023/wordml/word16du" xmlns:w16sdtdh="http://schemas.microsoft.com/office/word/2020/wordml/sdtdatahash" xmlns:w16sdtfl="http://schemas.microsoft.com/office/word/2024/wordml/sdtformatlock" xmlns:w16se="http://schemas.microsoft.com/office/word/2015/wordml/symex" xmlns:wpg="http://schemas.microsoft.com/office/word/2010/wordprocessingGroup" xmlns:wpi="http://schemas.microsoft.com/office/word/2010/wordprocessingInk" xmlns:wne="http://schemas.microsoft.com/office/word/2006/wordml" xmlns:wps="http://schemas.microsoft.com/office/word/2010/wordprocessingShape" mc:Ignorable="w14 w15 w16se w16cid w16 w16cex w16sdtdh w16sdtfl w16du wp14">
   <w:p>
     <w:pPr>
       <w:pStyle w:val="Footer"/>
       <w:jc w:val="right"/>
     </w:pPr>
-    <w:r>
-      <w:rPr>
-        <w:noProof/>
-      </w:rPr>
-      <w:drawing>
-        <wp:anchor distT="0" distB="0" distL="114300" distR="114300" simplePos="0" relativeHeight="251658240" behindDoc="0" locked="0" layoutInCell="1" allowOverlap="1" wp14:anchorId="6CD0EBD0" wp14:editId="50DEBEAF">
-          <wp:simplePos x="0" y="0"/>
-          <wp:positionH relativeFrom="margin">
-            <wp:posOffset>-63500</wp:posOffset>
-          </wp:positionH>
-          <wp:positionV relativeFrom="paragraph">
-            <wp:posOffset>6350</wp:posOffset>
-          </wp:positionV>
-          <wp:extent cx="2018665" cy="420370"/>
-          <wp:effectExtent l="0" t="0" r="635" b="0"/>
-          <wp:wrapNone/>
-          <wp:docPr id="336509105" name="Picture 336509105" descr="A black background with red and blue text&#10;&#10;Description automatically generated"/>
-          <wp:cNvGraphicFramePr>
-            <a:graphicFrameLocks xmlns:a="http://schemas.openxmlformats.org/drawingml/2006/main" noChangeAspect="1"/>
-          </wp:cNvGraphicFramePr>
-          <a:graphic xmlns:a="http://schemas.openxmlformats.org/drawingml/2006/main">
-            <a:graphicData uri="http://schemas.openxmlformats.org/drawingml/2006/picture">
-              <pic:pic xmlns:pic="http://schemas.openxmlformats.org/drawingml/2006/picture">
-                <pic:nvPicPr>
-                  <pic:cNvPr id="336509105" name="Picture 336509105" descr="A black background with red and blue text&#10;&#10;Description automatically generated"/>
-                  <pic:cNvPicPr>
-                    <a:picLocks noChangeAspect="1" noChangeArrowheads="1"/>
-                  </pic:cNvPicPr>
-                </pic:nvPicPr>
-                <pic:blipFill>
-                  <a:blip r:embed="rId1">
-                    <a:extLst>
-                      <a:ext uri="{28A0092B-C50C-407E-A947-70E740481C1C}">
-                        <a14:useLocalDpi xmlns:a14="http://schemas.microsoft.com/office/drawing/2010/main" val="0"/>
-                      </a:ext>
-                    </a:extLst>
-                  </a:blip>
-                  <a:srcRect/>
-                  <a:stretch>
-                    <a:fillRect/>
-                  </a:stretch>
-                </pic:blipFill>
-                <pic:spPr bwMode="auto">
-                  <a:xfrm>
-                    <a:off x="0" y="0"/>
-                    <a:ext cx="2018665" cy="420370"/>
-                  </a:xfrm>
-                  <a:prstGeom prst="rect">
-                    <a:avLst/>
-                  </a:prstGeom>
-                  <a:noFill/>
-                  <a:ln>
-                    <a:noFill/>
-                  </a:ln>
-                </pic:spPr>
-              </pic:pic>
-            </a:graphicData>
-          </a:graphic>
-          <wp14:sizeRelH relativeFrom="margin">
-            <wp14:pctWidth>0</wp14:pctWidth>
-          </wp14:sizeRelH>
-          <wp14:sizeRelV relativeFrom="margin">
-            <wp14:pctHeight>0</wp14:pctHeight>
-          </wp14:sizeRelV>
-        </wp:anchor>
-      </w:drawing>
-    </w:r>
     <w:r>
       <w:t xml:space="preserve">Rev. </w:t>
     </w:r>
@@ -4598,8 +3402,18 @@
 </w:ftr>
 </file>
 
+<file path=word/footer3.xml><?xml version="1.0" encoding="utf-8"?>
+<w:ftr xmlns:wpc="http://schemas.microsoft.com/office/word/2010/wordprocessingCanvas" xmlns:cx="http://schemas.microsoft.com/office/drawing/2014/chartex" xmlns:cx1="http://schemas.microsoft.com/office/drawing/2015/9/8/chartex" xmlns:cx2="http://schemas.microsoft.com/office/drawing/2015/10/21/chartex" xmlns:cx3="http://schemas.microsoft.com/office/drawing/2016/5/9/chartex" xmlns:cx4="http://schemas.microsoft.com/office/drawing/2016/5/10/chartex" xmlns:cx5="http://schemas.microsoft.com/office/drawing/2016/5/11/chartex" xmlns:cx6="http://schemas.microsoft.com/office/drawing/2016/5/12/chartex" xmlns:cx7="http://schemas.microsoft.com/office/drawing/2016/5/13/chartex" xmlns:cx8="http://schemas.microsoft.com/office/drawing/2016/5/14/chartex" xmlns:mc="http://schemas.openxmlformats.org/markup-compatibility/2006" xmlns:aink="http://schemas.microsoft.com/office/drawing/2016/ink" xmlns:am3d="http://schemas.microsoft.com/office/drawing/2017/model3d" xmlns:o="urn:schemas-microsoft-com:office:office" xmlns:oel="http://schemas.microsoft.com/office/2019/extlst" xmlns:r="http://schemas.openxmlformats.org/officeDocument/2006/relationships" xmlns:m="http://schemas.openxmlformats.org/officeDocument/2006/math" xmlns:v="urn:schemas-microsoft-com:vml" xmlns:wp14="http://schemas.microsoft.com/office/word/2010/wordprocessingDrawing" xmlns:wp="http://schemas.openxmlformats.org/drawingml/2006/wordprocessingDrawing" xmlns:w10="urn:schemas-microsoft-com:office:word" xmlns:w="http://schemas.openxmlformats.org/wordprocessingml/2006/main" xmlns:w14="http://schemas.microsoft.com/office/word/2010/wordml" xmlns:w15="http://schemas.microsoft.com/office/word/2012/wordml" xmlns:w16cex="http://schemas.microsoft.com/office/word/2018/wordml/cex" xmlns:w16cid="http://schemas.microsoft.com/office/word/2016/wordml/cid" xmlns:w16="http://schemas.microsoft.com/office/word/2018/wordml" xmlns:w16du="http://schemas.microsoft.com/office/word/2023/wordml/word16du" xmlns:w16sdtdh="http://schemas.microsoft.com/office/word/2020/wordml/sdtdatahash" xmlns:w16sdtfl="http://schemas.microsoft.com/office/word/2024/wordml/sdtformatlock" xmlns:w16se="http://schemas.microsoft.com/office/word/2015/wordml/symex" xmlns:wpg="http://schemas.microsoft.com/office/word/2010/wordprocessingGroup" xmlns:wpi="http://schemas.microsoft.com/office/word/2010/wordprocessingInk" xmlns:wne="http://schemas.microsoft.com/office/word/2006/wordml" xmlns:wps="http://schemas.microsoft.com/office/word/2010/wordprocessingShape" mc:Ignorable="w14 w15 w16se w16cid w16 w16cex w16sdtdh w16sdtfl w16du wp14">
+  <w:p>
+    <w:pPr>
+      <w:pStyle w:val="Footer"/>
+    </w:pPr>
+  </w:p>
+</w:ftr>
+</file>
+
 <file path=word/footnotes.xml><?xml version="1.0" encoding="utf-8"?>
-<w:footnotes xmlns:wpc="http://schemas.microsoft.com/office/word/2010/wordprocessingCanvas" xmlns:cx="http://schemas.microsoft.com/office/drawing/2014/chartex" xmlns:cx1="http://schemas.microsoft.com/office/drawing/2015/9/8/chartex" xmlns:cx2="http://schemas.microsoft.com/office/drawing/2015/10/21/chartex" xmlns:cx3="http://schemas.microsoft.com/office/drawing/2016/5/9/chartex" xmlns:cx4="http://schemas.microsoft.com/office/drawing/2016/5/10/chartex" xmlns:cx5="http://schemas.microsoft.com/office/drawing/2016/5/11/chartex" xmlns:cx6="http://schemas.microsoft.com/office/drawing/2016/5/12/chartex" xmlns:cx7="http://schemas.microsoft.com/office/drawing/2016/5/13/chartex" xmlns:cx8="http://schemas.microsoft.com/office/drawing/2016/5/14/chartex" xmlns:mc="http://schemas.openxmlformats.org/markup-compatibility/2006" xmlns:aink="http://schemas.microsoft.com/office/drawing/2016/ink" xmlns:am3d="http://schemas.microsoft.com/office/drawing/2017/model3d" xmlns:o="urn:schemas-microsoft-com:office:office" xmlns:oel="http://schemas.microsoft.com/office/2019/extlst" xmlns:r="http://schemas.openxmlformats.org/officeDocument/2006/relationships" xmlns:m="http://schemas.openxmlformats.org/officeDocument/2006/math" xmlns:v="urn:schemas-microsoft-com:vml" xmlns:wp14="http://schemas.microsoft.com/office/word/2010/wordprocessingDrawing" xmlns:wp="http://schemas.openxmlformats.org/drawingml/2006/wordprocessingDrawing" xmlns:w10="urn:schemas-microsoft-com:office:word" xmlns:w="http://schemas.openxmlformats.org/wordprocessingml/2006/main" xmlns:w14="http://schemas.microsoft.com/office/word/2010/wordml" xmlns:w15="http://schemas.microsoft.com/office/word/2012/wordml" xmlns:w16cex="http://schemas.microsoft.com/office/word/2018/wordml/cex" xmlns:w16cid="http://schemas.microsoft.com/office/word/2016/wordml/cid" xmlns:w16="http://schemas.microsoft.com/office/word/2018/wordml" xmlns:w16sdtdh="http://schemas.microsoft.com/office/word/2020/wordml/sdtdatahash" xmlns:w16se="http://schemas.microsoft.com/office/word/2015/wordml/symex" xmlns:wpg="http://schemas.microsoft.com/office/word/2010/wordprocessingGroup" xmlns:wpi="http://schemas.microsoft.com/office/word/2010/wordprocessingInk" xmlns:wne="http://schemas.microsoft.com/office/word/2006/wordml" xmlns:wps="http://schemas.microsoft.com/office/word/2010/wordprocessingShape" mc:Ignorable="w14 w15 w16se w16cid w16 w16cex w16sdtdh wp14">
+<w:footnotes xmlns:wpc="http://schemas.microsoft.com/office/word/2010/wordprocessingCanvas" xmlns:cx="http://schemas.microsoft.com/office/drawing/2014/chartex" xmlns:cx1="http://schemas.microsoft.com/office/drawing/2015/9/8/chartex" xmlns:cx2="http://schemas.microsoft.com/office/drawing/2015/10/21/chartex" xmlns:cx3="http://schemas.microsoft.com/office/drawing/2016/5/9/chartex" xmlns:cx4="http://schemas.microsoft.com/office/drawing/2016/5/10/chartex" xmlns:cx5="http://schemas.microsoft.com/office/drawing/2016/5/11/chartex" xmlns:cx6="http://schemas.microsoft.com/office/drawing/2016/5/12/chartex" xmlns:cx7="http://schemas.microsoft.com/office/drawing/2016/5/13/chartex" xmlns:cx8="http://schemas.microsoft.com/office/drawing/2016/5/14/chartex" xmlns:mc="http://schemas.openxmlformats.org/markup-compatibility/2006" xmlns:aink="http://schemas.microsoft.com/office/drawing/2016/ink" xmlns:am3d="http://schemas.microsoft.com/office/drawing/2017/model3d" xmlns:o="urn:schemas-microsoft-com:office:office" xmlns:oel="http://schemas.microsoft.com/office/2019/extlst" xmlns:r="http://schemas.openxmlformats.org/officeDocument/2006/relationships" xmlns:m="http://schemas.openxmlformats.org/officeDocument/2006/math" xmlns:v="urn:schemas-microsoft-com:vml" xmlns:wp14="http://schemas.microsoft.com/office/word/2010/wordprocessingDrawing" xmlns:wp="http://schemas.openxmlformats.org/drawingml/2006/wordprocessingDrawing" xmlns:w10="urn:schemas-microsoft-com:office:word" xmlns:w="http://schemas.openxmlformats.org/wordprocessingml/2006/main" xmlns:w14="http://schemas.microsoft.com/office/word/2010/wordml" xmlns:w15="http://schemas.microsoft.com/office/word/2012/wordml" xmlns:w16cex="http://schemas.microsoft.com/office/word/2018/wordml/cex" xmlns:w16cid="http://schemas.microsoft.com/office/word/2016/wordml/cid" xmlns:w16="http://schemas.microsoft.com/office/word/2018/wordml" xmlns:w16du="http://schemas.microsoft.com/office/word/2023/wordml/word16du" xmlns:w16sdtdh="http://schemas.microsoft.com/office/word/2020/wordml/sdtdatahash" xmlns:w16sdtfl="http://schemas.microsoft.com/office/word/2024/wordml/sdtformatlock" xmlns:w16se="http://schemas.microsoft.com/office/word/2015/wordml/symex" xmlns:wpg="http://schemas.microsoft.com/office/word/2010/wordprocessingGroup" xmlns:wpi="http://schemas.microsoft.com/office/word/2010/wordprocessingInk" xmlns:wne="http://schemas.microsoft.com/office/word/2006/wordml" xmlns:wps="http://schemas.microsoft.com/office/word/2010/wordprocessingShape" mc:Ignorable="w14 w15 w16se w16cid w16 w16cex w16sdtdh w16sdtfl w16du wp14">
   <w:footnote w:type="separator" w:id="-1">
     <w:p>
       <w:pPr>
@@ -4631,7 +3445,17 @@
 </file>
 
 <file path=word/header1.xml><?xml version="1.0" encoding="utf-8"?>
-<w:hdr xmlns:wpc="http://schemas.microsoft.com/office/word/2010/wordprocessingCanvas" xmlns:cx="http://schemas.microsoft.com/office/drawing/2014/chartex" xmlns:cx1="http://schemas.microsoft.com/office/drawing/2015/9/8/chartex" xmlns:cx2="http://schemas.microsoft.com/office/drawing/2015/10/21/chartex" xmlns:cx3="http://schemas.microsoft.com/office/drawing/2016/5/9/chartex" xmlns:cx4="http://schemas.microsoft.com/office/drawing/2016/5/10/chartex" xmlns:cx5="http://schemas.microsoft.com/office/drawing/2016/5/11/chartex" xmlns:cx6="http://schemas.microsoft.com/office/drawing/2016/5/12/chartex" xmlns:cx7="http://schemas.microsoft.com/office/drawing/2016/5/13/chartex" xmlns:cx8="http://schemas.microsoft.com/office/drawing/2016/5/14/chartex" xmlns:mc="http://schemas.openxmlformats.org/markup-compatibility/2006" xmlns:aink="http://schemas.microsoft.com/office/drawing/2016/ink" xmlns:am3d="http://schemas.microsoft.com/office/drawing/2017/model3d" xmlns:o="urn:schemas-microsoft-com:office:office" xmlns:oel="http://schemas.microsoft.com/office/2019/extlst" xmlns:r="http://schemas.openxmlformats.org/officeDocument/2006/relationships" xmlns:m="http://schemas.openxmlformats.org/officeDocument/2006/math" xmlns:v="urn:schemas-microsoft-com:vml" xmlns:wp14="http://schemas.microsoft.com/office/word/2010/wordprocessingDrawing" xmlns:wp="http://schemas.openxmlformats.org/drawingml/2006/wordprocessingDrawing" xmlns:w10="urn:schemas-microsoft-com:office:word" xmlns:w="http://schemas.openxmlformats.org/wordprocessingml/2006/main" xmlns:w14="http://schemas.microsoft.com/office/word/2010/wordml" xmlns:w15="http://schemas.microsoft.com/office/word/2012/wordml" xmlns:w16cex="http://schemas.microsoft.com/office/word/2018/wordml/cex" xmlns:w16cid="http://schemas.microsoft.com/office/word/2016/wordml/cid" xmlns:w16="http://schemas.microsoft.com/office/word/2018/wordml" xmlns:w16sdtdh="http://schemas.microsoft.com/office/word/2020/wordml/sdtdatahash" xmlns:w16se="http://schemas.microsoft.com/office/word/2015/wordml/symex" xmlns:wpg="http://schemas.microsoft.com/office/word/2010/wordprocessingGroup" xmlns:wpi="http://schemas.microsoft.com/office/word/2010/wordprocessingInk" xmlns:wne="http://schemas.microsoft.com/office/word/2006/wordml" xmlns:wps="http://schemas.microsoft.com/office/word/2010/wordprocessingShape" mc:Ignorable="w14 w15 w16se w16cid w16 w16cex w16sdtdh wp14">
+<w:hdr xmlns:wpc="http://schemas.microsoft.com/office/word/2010/wordprocessingCanvas" xmlns:cx="http://schemas.microsoft.com/office/drawing/2014/chartex" xmlns:cx1="http://schemas.microsoft.com/office/drawing/2015/9/8/chartex" xmlns:cx2="http://schemas.microsoft.com/office/drawing/2015/10/21/chartex" xmlns:cx3="http://schemas.microsoft.com/office/drawing/2016/5/9/chartex" xmlns:cx4="http://schemas.microsoft.com/office/drawing/2016/5/10/chartex" xmlns:cx5="http://schemas.microsoft.com/office/drawing/2016/5/11/chartex" xmlns:cx6="http://schemas.microsoft.com/office/drawing/2016/5/12/chartex" xmlns:cx7="http://schemas.microsoft.com/office/drawing/2016/5/13/chartex" xmlns:cx8="http://schemas.microsoft.com/office/drawing/2016/5/14/chartex" xmlns:mc="http://schemas.openxmlformats.org/markup-compatibility/2006" xmlns:aink="http://schemas.microsoft.com/office/drawing/2016/ink" xmlns:am3d="http://schemas.microsoft.com/office/drawing/2017/model3d" xmlns:o="urn:schemas-microsoft-com:office:office" xmlns:oel="http://schemas.microsoft.com/office/2019/extlst" xmlns:r="http://schemas.openxmlformats.org/officeDocument/2006/relationships" xmlns:m="http://schemas.openxmlformats.org/officeDocument/2006/math" xmlns:v="urn:schemas-microsoft-com:vml" xmlns:wp14="http://schemas.microsoft.com/office/word/2010/wordprocessingDrawing" xmlns:wp="http://schemas.openxmlformats.org/drawingml/2006/wordprocessingDrawing" xmlns:w10="urn:schemas-microsoft-com:office:word" xmlns:w="http://schemas.openxmlformats.org/wordprocessingml/2006/main" xmlns:w14="http://schemas.microsoft.com/office/word/2010/wordml" xmlns:w15="http://schemas.microsoft.com/office/word/2012/wordml" xmlns:w16cex="http://schemas.microsoft.com/office/word/2018/wordml/cex" xmlns:w16cid="http://schemas.microsoft.com/office/word/2016/wordml/cid" xmlns:w16="http://schemas.microsoft.com/office/word/2018/wordml" xmlns:w16du="http://schemas.microsoft.com/office/word/2023/wordml/word16du" xmlns:w16sdtdh="http://schemas.microsoft.com/office/word/2020/wordml/sdtdatahash" xmlns:w16sdtfl="http://schemas.microsoft.com/office/word/2024/wordml/sdtformatlock" xmlns:w16se="http://schemas.microsoft.com/office/word/2015/wordml/symex" xmlns:wpg="http://schemas.microsoft.com/office/word/2010/wordprocessingGroup" xmlns:wpi="http://schemas.microsoft.com/office/word/2010/wordprocessingInk" xmlns:wne="http://schemas.microsoft.com/office/word/2006/wordml" xmlns:wps="http://schemas.microsoft.com/office/word/2010/wordprocessingShape" mc:Ignorable="w14 w15 w16se w16cid w16 w16cex w16sdtdh w16sdtfl w16du wp14">
+  <w:p>
+    <w:pPr>
+      <w:pStyle w:val="Header"/>
+    </w:pPr>
+  </w:p>
+</w:hdr>
+</file>
+
+<file path=word/header2.xml><?xml version="1.0" encoding="utf-8"?>
+<w:hdr xmlns:wpc="http://schemas.microsoft.com/office/word/2010/wordprocessingCanvas" xmlns:cx="http://schemas.microsoft.com/office/drawing/2014/chartex" xmlns:cx1="http://schemas.microsoft.com/office/drawing/2015/9/8/chartex" xmlns:cx2="http://schemas.microsoft.com/office/drawing/2015/10/21/chartex" xmlns:cx3="http://schemas.microsoft.com/office/drawing/2016/5/9/chartex" xmlns:cx4="http://schemas.microsoft.com/office/drawing/2016/5/10/chartex" xmlns:cx5="http://schemas.microsoft.com/office/drawing/2016/5/11/chartex" xmlns:cx6="http://schemas.microsoft.com/office/drawing/2016/5/12/chartex" xmlns:cx7="http://schemas.microsoft.com/office/drawing/2016/5/13/chartex" xmlns:cx8="http://schemas.microsoft.com/office/drawing/2016/5/14/chartex" xmlns:mc="http://schemas.openxmlformats.org/markup-compatibility/2006" xmlns:aink="http://schemas.microsoft.com/office/drawing/2016/ink" xmlns:am3d="http://schemas.microsoft.com/office/drawing/2017/model3d" xmlns:o="urn:schemas-microsoft-com:office:office" xmlns:oel="http://schemas.microsoft.com/office/2019/extlst" xmlns:r="http://schemas.openxmlformats.org/officeDocument/2006/relationships" xmlns:m="http://schemas.openxmlformats.org/officeDocument/2006/math" xmlns:v="urn:schemas-microsoft-com:vml" xmlns:wp14="http://schemas.microsoft.com/office/word/2010/wordprocessingDrawing" xmlns:wp="http://schemas.openxmlformats.org/drawingml/2006/wordprocessingDrawing" xmlns:w10="urn:schemas-microsoft-com:office:word" xmlns:w="http://schemas.openxmlformats.org/wordprocessingml/2006/main" xmlns:w14="http://schemas.microsoft.com/office/word/2010/wordml" xmlns:w15="http://schemas.microsoft.com/office/word/2012/wordml" xmlns:w16cex="http://schemas.microsoft.com/office/word/2018/wordml/cex" xmlns:w16cid="http://schemas.microsoft.com/office/word/2016/wordml/cid" xmlns:w16="http://schemas.microsoft.com/office/word/2018/wordml" xmlns:w16du="http://schemas.microsoft.com/office/word/2023/wordml/word16du" xmlns:w16sdtdh="http://schemas.microsoft.com/office/word/2020/wordml/sdtdatahash" xmlns:w16sdtfl="http://schemas.microsoft.com/office/word/2024/wordml/sdtformatlock" xmlns:w16se="http://schemas.microsoft.com/office/word/2015/wordml/symex" xmlns:wpg="http://schemas.microsoft.com/office/word/2010/wordprocessingGroup" xmlns:wpi="http://schemas.microsoft.com/office/word/2010/wordprocessingInk" xmlns:wne="http://schemas.microsoft.com/office/word/2006/wordml" xmlns:wps="http://schemas.microsoft.com/office/word/2010/wordprocessingShape" mc:Ignorable="w14 w15 w16se w16cid w16 w16cex w16sdtdh w16sdtfl w16du wp14">
   <w:p>
     <w:pPr>
       <w:jc w:val="center"/>
@@ -4661,8 +3485,18 @@
 </w:hdr>
 </file>
 
+<file path=word/header3.xml><?xml version="1.0" encoding="utf-8"?>
+<w:hdr xmlns:wpc="http://schemas.microsoft.com/office/word/2010/wordprocessingCanvas" xmlns:cx="http://schemas.microsoft.com/office/drawing/2014/chartex" xmlns:cx1="http://schemas.microsoft.com/office/drawing/2015/9/8/chartex" xmlns:cx2="http://schemas.microsoft.com/office/drawing/2015/10/21/chartex" xmlns:cx3="http://schemas.microsoft.com/office/drawing/2016/5/9/chartex" xmlns:cx4="http://schemas.microsoft.com/office/drawing/2016/5/10/chartex" xmlns:cx5="http://schemas.microsoft.com/office/drawing/2016/5/11/chartex" xmlns:cx6="http://schemas.microsoft.com/office/drawing/2016/5/12/chartex" xmlns:cx7="http://schemas.microsoft.com/office/drawing/2016/5/13/chartex" xmlns:cx8="http://schemas.microsoft.com/office/drawing/2016/5/14/chartex" xmlns:mc="http://schemas.openxmlformats.org/markup-compatibility/2006" xmlns:aink="http://schemas.microsoft.com/office/drawing/2016/ink" xmlns:am3d="http://schemas.microsoft.com/office/drawing/2017/model3d" xmlns:o="urn:schemas-microsoft-com:office:office" xmlns:oel="http://schemas.microsoft.com/office/2019/extlst" xmlns:r="http://schemas.openxmlformats.org/officeDocument/2006/relationships" xmlns:m="http://schemas.openxmlformats.org/officeDocument/2006/math" xmlns:v="urn:schemas-microsoft-com:vml" xmlns:wp14="http://schemas.microsoft.com/office/word/2010/wordprocessingDrawing" xmlns:wp="http://schemas.openxmlformats.org/drawingml/2006/wordprocessingDrawing" xmlns:w10="urn:schemas-microsoft-com:office:word" xmlns:w="http://schemas.openxmlformats.org/wordprocessingml/2006/main" xmlns:w14="http://schemas.microsoft.com/office/word/2010/wordml" xmlns:w15="http://schemas.microsoft.com/office/word/2012/wordml" xmlns:w16cex="http://schemas.microsoft.com/office/word/2018/wordml/cex" xmlns:w16cid="http://schemas.microsoft.com/office/word/2016/wordml/cid" xmlns:w16="http://schemas.microsoft.com/office/word/2018/wordml" xmlns:w16du="http://schemas.microsoft.com/office/word/2023/wordml/word16du" xmlns:w16sdtdh="http://schemas.microsoft.com/office/word/2020/wordml/sdtdatahash" xmlns:w16sdtfl="http://schemas.microsoft.com/office/word/2024/wordml/sdtformatlock" xmlns:w16se="http://schemas.microsoft.com/office/word/2015/wordml/symex" xmlns:wpg="http://schemas.microsoft.com/office/word/2010/wordprocessingGroup" xmlns:wpi="http://schemas.microsoft.com/office/word/2010/wordprocessingInk" xmlns:wne="http://schemas.microsoft.com/office/word/2006/wordml" xmlns:wps="http://schemas.microsoft.com/office/word/2010/wordprocessingShape" mc:Ignorable="w14 w15 w16se w16cid w16 w16cex w16sdtdh w16sdtfl w16du wp14">
+  <w:p>
+    <w:pPr>
+      <w:pStyle w:val="Header"/>
+    </w:pPr>
+  </w:p>
+</w:hdr>
+</file>
+
 <file path=word/numbering.xml><?xml version="1.0" encoding="utf-8"?>
-<w:numbering xmlns:wpc="http://schemas.microsoft.com/office/word/2010/wordprocessingCanvas" xmlns:cx="http://schemas.microsoft.com/office/drawing/2014/chartex" xmlns:cx1="http://schemas.microsoft.com/office/drawing/2015/9/8/chartex" xmlns:cx2="http://schemas.microsoft.com/office/drawing/2015/10/21/chartex" xmlns:cx3="http://schemas.microsoft.com/office/drawing/2016/5/9/chartex" xmlns:cx4="http://schemas.microsoft.com/office/drawing/2016/5/10/chartex" xmlns:cx5="http://schemas.microsoft.com/office/drawing/2016/5/11/chartex" xmlns:cx6="http://schemas.microsoft.com/office/drawing/2016/5/12/chartex" xmlns:cx7="http://schemas.microsoft.com/office/drawing/2016/5/13/chartex" xmlns:cx8="http://schemas.microsoft.com/office/drawing/2016/5/14/chartex" xmlns:mc="http://schemas.openxmlformats.org/markup-compatibility/2006" xmlns:aink="http://schemas.microsoft.com/office/drawing/2016/ink" xmlns:am3d="http://schemas.microsoft.com/office/drawing/2017/model3d" xmlns:o="urn:schemas-microsoft-com:office:office" xmlns:oel="http://schemas.microsoft.com/office/2019/extlst" xmlns:r="http://schemas.openxmlformats.org/officeDocument/2006/relationships" xmlns:m="http://schemas.openxmlformats.org/officeDocument/2006/math" xmlns:v="urn:schemas-microsoft-com:vml" xmlns:wp14="http://schemas.microsoft.com/office/word/2010/wordprocessingDrawing" xmlns:wp="http://schemas.openxmlformats.org/drawingml/2006/wordprocessingDrawing" xmlns:w10="urn:schemas-microsoft-com:office:word" xmlns:w="http://schemas.openxmlformats.org/wordprocessingml/2006/main" xmlns:w14="http://schemas.microsoft.com/office/word/2010/wordml" xmlns:w15="http://schemas.microsoft.com/office/word/2012/wordml" xmlns:w16cex="http://schemas.microsoft.com/office/word/2018/wordml/cex" xmlns:w16cid="http://schemas.microsoft.com/office/word/2016/wordml/cid" xmlns:w16="http://schemas.microsoft.com/office/word/2018/wordml" xmlns:w16sdtdh="http://schemas.microsoft.com/office/word/2020/wordml/sdtdatahash" xmlns:w16se="http://schemas.microsoft.com/office/word/2015/wordml/symex" xmlns:wpg="http://schemas.microsoft.com/office/word/2010/wordprocessingGroup" xmlns:wpi="http://schemas.microsoft.com/office/word/2010/wordprocessingInk" xmlns:wne="http://schemas.microsoft.com/office/word/2006/wordml" xmlns:wps="http://schemas.microsoft.com/office/word/2010/wordprocessingShape" mc:Ignorable="w14 w15 w16se w16cid w16 w16cex w16sdtdh wp14">
+<w:numbering xmlns:wpc="http://schemas.microsoft.com/office/word/2010/wordprocessingCanvas" xmlns:cx="http://schemas.microsoft.com/office/drawing/2014/chartex" xmlns:cx1="http://schemas.microsoft.com/office/drawing/2015/9/8/chartex" xmlns:cx2="http://schemas.microsoft.com/office/drawing/2015/10/21/chartex" xmlns:cx3="http://schemas.microsoft.com/office/drawing/2016/5/9/chartex" xmlns:cx4="http://schemas.microsoft.com/office/drawing/2016/5/10/chartex" xmlns:cx5="http://schemas.microsoft.com/office/drawing/2016/5/11/chartex" xmlns:cx6="http://schemas.microsoft.com/office/drawing/2016/5/12/chartex" xmlns:cx7="http://schemas.microsoft.com/office/drawing/2016/5/13/chartex" xmlns:cx8="http://schemas.microsoft.com/office/drawing/2016/5/14/chartex" xmlns:mc="http://schemas.openxmlformats.org/markup-compatibility/2006" xmlns:aink="http://schemas.microsoft.com/office/drawing/2016/ink" xmlns:am3d="http://schemas.microsoft.com/office/drawing/2017/model3d" xmlns:o="urn:schemas-microsoft-com:office:office" xmlns:oel="http://schemas.microsoft.com/office/2019/extlst" xmlns:r="http://schemas.openxmlformats.org/officeDocument/2006/relationships" xmlns:m="http://schemas.openxmlformats.org/officeDocument/2006/math" xmlns:v="urn:schemas-microsoft-com:vml" xmlns:wp14="http://schemas.microsoft.com/office/word/2010/wordprocessingDrawing" xmlns:wp="http://schemas.openxmlformats.org/drawingml/2006/wordprocessingDrawing" xmlns:w10="urn:schemas-microsoft-com:office:word" xmlns:w="http://schemas.openxmlformats.org/wordprocessingml/2006/main" xmlns:w14="http://schemas.microsoft.com/office/word/2010/wordml" xmlns:w15="http://schemas.microsoft.com/office/word/2012/wordml" xmlns:w16cex="http://schemas.microsoft.com/office/word/2018/wordml/cex" xmlns:w16cid="http://schemas.microsoft.com/office/word/2016/wordml/cid" xmlns:w16="http://schemas.microsoft.com/office/word/2018/wordml" xmlns:w16du="http://schemas.microsoft.com/office/word/2023/wordml/word16du" xmlns:w16sdtdh="http://schemas.microsoft.com/office/word/2020/wordml/sdtdatahash" xmlns:w16sdtfl="http://schemas.microsoft.com/office/word/2024/wordml/sdtformatlock" xmlns:w16se="http://schemas.microsoft.com/office/word/2015/wordml/symex" xmlns:wpg="http://schemas.microsoft.com/office/word/2010/wordprocessingGroup" xmlns:wpi="http://schemas.microsoft.com/office/word/2010/wordprocessingInk" xmlns:wne="http://schemas.microsoft.com/office/word/2006/wordml" xmlns:wps="http://schemas.microsoft.com/office/word/2010/wordprocessingShape" mc:Ignorable="w14 w15 w16se w16cid w16 w16cex w16sdtdh w16sdtfl w16du wp14">
   <w:abstractNum w:abstractNumId="0" w15:restartNumberingAfterBreak="0">
     <w:nsid w:val="003E6EAF"/>
     <w:multiLevelType w:val="multilevel"/>
@@ -7446,7 +6280,7 @@
 </file>
 
 <file path=word/styles.xml><?xml version="1.0" encoding="utf-8"?>
-<w:styles xmlns:mc="http://schemas.openxmlformats.org/markup-compatibility/2006" xmlns:r="http://schemas.openxmlformats.org/officeDocument/2006/relationships" xmlns:w="http://schemas.openxmlformats.org/wordprocessingml/2006/main" xmlns:w14="http://schemas.microsoft.com/office/word/2010/wordml" xmlns:w15="http://schemas.microsoft.com/office/word/2012/wordml" xmlns:w16cex="http://schemas.microsoft.com/office/word/2018/wordml/cex" xmlns:w16cid="http://schemas.microsoft.com/office/word/2016/wordml/cid" xmlns:w16="http://schemas.microsoft.com/office/word/2018/wordml" xmlns:w16sdtdh="http://schemas.microsoft.com/office/word/2020/wordml/sdtdatahash" xmlns:w16se="http://schemas.microsoft.com/office/word/2015/wordml/symex" mc:Ignorable="w14 w15 w16se w16cid w16 w16cex w16sdtdh">
+<w:styles xmlns:mc="http://schemas.openxmlformats.org/markup-compatibility/2006" xmlns:r="http://schemas.openxmlformats.org/officeDocument/2006/relationships" xmlns:w="http://schemas.openxmlformats.org/wordprocessingml/2006/main" xmlns:w14="http://schemas.microsoft.com/office/word/2010/wordml" xmlns:w15="http://schemas.microsoft.com/office/word/2012/wordml" xmlns:w16cex="http://schemas.microsoft.com/office/word/2018/wordml/cex" xmlns:w16cid="http://schemas.microsoft.com/office/word/2016/wordml/cid" xmlns:w16="http://schemas.microsoft.com/office/word/2018/wordml" xmlns:w16du="http://schemas.microsoft.com/office/word/2023/wordml/word16du" xmlns:w16sdtdh="http://schemas.microsoft.com/office/word/2020/wordml/sdtdatahash" xmlns:w16sdtfl="http://schemas.microsoft.com/office/word/2024/wordml/sdtformatlock" xmlns:w16se="http://schemas.microsoft.com/office/word/2015/wordml/symex" mc:Ignorable="w14 w15 w16se w16cid w16 w16cex w16sdtdh w16sdtfl w16du">
   <w:docDefaults>
     <w:rPrDefault>
       <w:rPr>
@@ -8352,6 +7186,17 @@
 </file>
 
 <file path=customXml/item1.xml><?xml version="1.0" encoding="utf-8"?>
+<p:properties xmlns:p="http://schemas.microsoft.com/office/2006/metadata/properties" xmlns:xsi="http://www.w3.org/2001/XMLSchema-instance" xmlns:pc="http://schemas.microsoft.com/office/infopath/2007/PartnerControls">
+  <documentManagement>
+    <TaxCatchAll xmlns="fc2e0b91-73db-4711-986b-9e7114b1c780" xsi:nil="true"/>
+    <lcf76f155ced4ddcb4097134ff3c332f xmlns="aa22b7f0-1c77-4983-9187-bff8e7aaefd5">
+      <Terms xmlns="http://schemas.microsoft.com/office/infopath/2007/PartnerControls"/>
+    </lcf76f155ced4ddcb4097134ff3c332f>
+  </documentManagement>
+</p:properties>
+</file>
+
+<file path=customXml/item2.xml><?xml version="1.0" encoding="utf-8"?>
 <ct:contentTypeSchema xmlns:ct="http://schemas.microsoft.com/office/2006/metadata/contentType" xmlns:ma="http://schemas.microsoft.com/office/2006/metadata/properties/metaAttributes" ct:_="" ma:_="" ma:contentTypeName="Document" ma:contentTypeID="0x01010041FCC52ECBA99C44897D8B99E45B6EB2" ma:contentTypeVersion="18" ma:contentTypeDescription="Create a new document." ma:contentTypeScope="" ma:versionID="043990ad1d428359a5afb12abf111747">
   <xsd:schema xmlns:xsd="http://www.w3.org/2001/XMLSchema" xmlns:xs="http://www.w3.org/2001/XMLSchema" xmlns:p="http://schemas.microsoft.com/office/2006/metadata/properties" xmlns:ns2="aa22b7f0-1c77-4983-9187-bff8e7aaefd5" xmlns:ns3="fc2e0b91-73db-4711-986b-9e7114b1c780" targetNamespace="http://schemas.microsoft.com/office/2006/metadata/properties" ma:root="true" ma:fieldsID="0bb377ea73dee0866193549ecf1cd094" ns2:_="" ns3:_="">
     <xsd:import namespace="aa22b7f0-1c77-4983-9187-bff8e7aaefd5"/>
@@ -8594,18 +7439,11 @@
 </ct:contentTypeSchema>
 </file>
 
-<file path=customXml/item2.xml><?xml version="1.0" encoding="utf-8"?>
-<p:properties xmlns:p="http://schemas.microsoft.com/office/2006/metadata/properties" xmlns:xsi="http://www.w3.org/2001/XMLSchema-instance" xmlns:pc="http://schemas.microsoft.com/office/infopath/2007/PartnerControls">
-  <documentManagement>
-    <TaxCatchAll xmlns="fc2e0b91-73db-4711-986b-9e7114b1c780" xsi:nil="true"/>
-    <lcf76f155ced4ddcb4097134ff3c332f xmlns="aa22b7f0-1c77-4983-9187-bff8e7aaefd5">
-      <Terms xmlns="http://schemas.microsoft.com/office/infopath/2007/PartnerControls"/>
-    </lcf76f155ced4ddcb4097134ff3c332f>
-  </documentManagement>
-</p:properties>
+<file path=customXml/item3.xml><?xml version="1.0" encoding="utf-8"?>
+<b:Sources xmlns:b="http://schemas.openxmlformats.org/officeDocument/2006/bibliography" xmlns="http://schemas.openxmlformats.org/officeDocument/2006/bibliography" SelectedStyle="\APASixthEditionOfficeOnline.xsl" StyleName="APA" Version="6"/>
 </file>
 
-<file path=customXml/item3.xml><?xml version="1.0" encoding="utf-8"?>
+<file path=customXml/item4.xml><?xml version="1.0" encoding="utf-8"?>
 <?mso-contentType ?>
 <FormTemplates xmlns="http://schemas.microsoft.com/sharepoint/v3/contenttype/forms">
   <Display>DocumentLibraryForm</Display>
@@ -8614,11 +7452,18 @@
 </FormTemplates>
 </file>
 
-<file path=customXml/item4.xml><?xml version="1.0" encoding="utf-8"?>
-<b:Sources xmlns:b="http://schemas.openxmlformats.org/officeDocument/2006/bibliography" xmlns="http://schemas.openxmlformats.org/officeDocument/2006/bibliography" SelectedStyle="\APASixthEditionOfficeOnline.xsl" StyleName="APA" Version="6"/>
+<file path=customXml/itemProps1.xml><?xml version="1.0" encoding="utf-8"?>
+<ds:datastoreItem xmlns:ds="http://schemas.openxmlformats.org/officeDocument/2006/customXml" ds:itemID="{E7064DC1-E222-4E67-9E9B-99CF32FE5210}">
+  <ds:schemaRefs>
+    <ds:schemaRef ds:uri="http://schemas.microsoft.com/office/2006/metadata/properties"/>
+    <ds:schemaRef ds:uri="http://schemas.microsoft.com/office/infopath/2007/PartnerControls"/>
+    <ds:schemaRef ds:uri="fc2e0b91-73db-4711-986b-9e7114b1c780"/>
+    <ds:schemaRef ds:uri="aa22b7f0-1c77-4983-9187-bff8e7aaefd5"/>
+  </ds:schemaRefs>
+</ds:datastoreItem>
 </file>
 
-<file path=customXml/itemProps1.xml><?xml version="1.0" encoding="utf-8"?>
+<file path=customXml/itemProps2.xml><?xml version="1.0" encoding="utf-8"?>
 <ds:datastoreItem xmlns:ds="http://schemas.openxmlformats.org/officeDocument/2006/customXml" ds:itemID="{8DF2B26D-D152-4AE1-870E-3A385C9A0935}">
   <ds:schemaRefs>
     <ds:schemaRef ds:uri="http://schemas.microsoft.com/office/2006/metadata/contentType"/>
@@ -8637,29 +7482,18 @@
 </ds:datastoreItem>
 </file>
 
-<file path=customXml/itemProps2.xml><?xml version="1.0" encoding="utf-8"?>
-<ds:datastoreItem xmlns:ds="http://schemas.openxmlformats.org/officeDocument/2006/customXml" ds:itemID="{E7064DC1-E222-4E67-9E9B-99CF32FE5210}">
+<file path=customXml/itemProps3.xml><?xml version="1.0" encoding="utf-8"?>
+<ds:datastoreItem xmlns:ds="http://schemas.openxmlformats.org/officeDocument/2006/customXml" ds:itemID="{C76E4C22-145D-4F6E-8841-84251260405D}">
   <ds:schemaRefs>
-    <ds:schemaRef ds:uri="http://schemas.microsoft.com/office/2006/metadata/properties"/>
-    <ds:schemaRef ds:uri="http://schemas.microsoft.com/office/infopath/2007/PartnerControls"/>
-    <ds:schemaRef ds:uri="fc2e0b91-73db-4711-986b-9e7114b1c780"/>
-    <ds:schemaRef ds:uri="aa22b7f0-1c77-4983-9187-bff8e7aaefd5"/>
+    <ds:schemaRef ds:uri="http://schemas.openxmlformats.org/officeDocument/2006/bibliography"/>
   </ds:schemaRefs>
 </ds:datastoreItem>
 </file>
 
-<file path=customXml/itemProps3.xml><?xml version="1.0" encoding="utf-8"?>
+<file path=customXml/itemProps4.xml><?xml version="1.0" encoding="utf-8"?>
 <ds:datastoreItem xmlns:ds="http://schemas.openxmlformats.org/officeDocument/2006/customXml" ds:itemID="{0FB444FD-6FB0-4921-90E4-F556484BE332}">
   <ds:schemaRefs>
     <ds:schemaRef ds:uri="http://schemas.microsoft.com/sharepoint/v3/contenttype/forms"/>
   </ds:schemaRefs>
 </ds:datastoreItem>
-</file>
-
-<file path=customXml/itemProps4.xml><?xml version="1.0" encoding="utf-8"?>
-<ds:datastoreItem xmlns:ds="http://schemas.openxmlformats.org/officeDocument/2006/customXml" ds:itemID="{C76E4C22-145D-4F6E-8841-84251260405D}">
-  <ds:schemaRefs>
-    <ds:schemaRef ds:uri="http://schemas.openxmlformats.org/officeDocument/2006/bibliography"/>
-  </ds:schemaRefs>
-</ds:datastoreItem>
 </file>